--- a/vvdn/protocols/i2c/i2c-timing-calculations-and-hardware.docx
+++ b/vvdn/protocols/i2c/i2c-timing-calculations-and-hardware.docx
@@ -329,11 +329,10 @@
             </w:pPr>
             <w:r>
               <w:rPr>
-                <w:i/>
-                <w:color w:val="145AA0"/>
+                <w:color w:val="282C34"/>
                 <w:sz w:val="18"/>
               </w:rPr>
-              <w:t>f_{SCL</w:t>
+              <w:t>f_SCL</w:t>
             </w:r>
           </w:p>
         </w:tc>
@@ -378,26 +377,10 @@
             </w:pPr>
             <w:r>
               <w:rPr>
-                <w:i/>
-                <w:color w:val="145AA0"/>
-                <w:sz w:val="18"/>
-              </w:rPr>
-              <w:t>0</w:t>
-            </w:r>
-            <w:r>
-              <w:rPr>
                 <w:color w:val="282C34"/>
                 <w:sz w:val="18"/>
               </w:rPr>
-              <w:t xml:space="preserve"> to </w:t>
-            </w:r>
-            <w:r>
-              <w:rPr>
-                <w:i/>
-                <w:color w:val="145AA0"/>
-                <w:sz w:val="18"/>
-              </w:rPr>
-              <w:t>100</w:t>
+              <w:t>0 to 100</w:t>
             </w:r>
           </w:p>
         </w:tc>
@@ -418,26 +401,10 @@
             </w:pPr>
             <w:r>
               <w:rPr>
-                <w:i/>
-                <w:color w:val="145AA0"/>
-                <w:sz w:val="18"/>
-              </w:rPr>
-              <w:t>0</w:t>
-            </w:r>
-            <w:r>
-              <w:rPr>
                 <w:color w:val="282C34"/>
                 <w:sz w:val="18"/>
               </w:rPr>
-              <w:t xml:space="preserve"> to </w:t>
-            </w:r>
-            <w:r>
-              <w:rPr>
-                <w:i/>
-                <w:color w:val="145AA0"/>
-                <w:sz w:val="18"/>
-              </w:rPr>
-              <w:t>400</w:t>
+              <w:t>0 to 400</w:t>
             </w:r>
           </w:p>
         </w:tc>
@@ -458,26 +425,10 @@
             </w:pPr>
             <w:r>
               <w:rPr>
-                <w:i/>
-                <w:color w:val="145AA0"/>
-                <w:sz w:val="18"/>
-              </w:rPr>
-              <w:t>0</w:t>
-            </w:r>
-            <w:r>
-              <w:rPr>
                 <w:color w:val="282C34"/>
                 <w:sz w:val="18"/>
               </w:rPr>
-              <w:t xml:space="preserve"> to </w:t>
-            </w:r>
-            <w:r>
-              <w:rPr>
-                <w:i/>
-                <w:color w:val="145AA0"/>
-                <w:sz w:val="18"/>
-              </w:rPr>
-              <w:t>1000</w:t>
+              <w:t>0 to 1000</w:t>
             </w:r>
           </w:p>
         </w:tc>
@@ -498,8 +449,7 @@
             </w:pPr>
             <w:r>
               <w:rPr>
-                <w:i/>
-                <w:color w:val="145AA0"/>
+                <w:color w:val="282C34"/>
                 <w:sz w:val="18"/>
               </w:rPr>
               <w:t>kHz</w:t>
@@ -526,11 +476,10 @@
             </w:pPr>
             <w:r>
               <w:rPr>
-                <w:i/>
-                <w:color w:val="145AA0"/>
+                <w:color w:val="282C34"/>
                 <w:sz w:val="18"/>
               </w:rPr>
-              <w:t>t_{BUF</w:t>
+              <w:t>t_BUF</w:t>
             </w:r>
           </w:p>
         </w:tc>
@@ -577,11 +526,10 @@
             </w:pPr>
             <w:r>
               <w:rPr>
-                <w:i/>
-                <w:color w:val="145AA0"/>
+                <w:color w:val="282C34"/>
                 <w:sz w:val="18"/>
               </w:rPr>
-              <w:t>≥ 4.7</w:t>
+              <w:t>&gt;= 4.7</w:t>
             </w:r>
           </w:p>
         </w:tc>
@@ -603,11 +551,10 @@
             </w:pPr>
             <w:r>
               <w:rPr>
-                <w:i/>
-                <w:color w:val="145AA0"/>
+                <w:color w:val="282C34"/>
                 <w:sz w:val="18"/>
               </w:rPr>
-              <w:t>≥ 1.3</w:t>
+              <w:t>&gt;= 1.3</w:t>
             </w:r>
           </w:p>
         </w:tc>
@@ -629,11 +576,10 @@
             </w:pPr>
             <w:r>
               <w:rPr>
-                <w:i/>
-                <w:color w:val="145AA0"/>
+                <w:color w:val="282C34"/>
                 <w:sz w:val="18"/>
               </w:rPr>
-              <w:t>≥ 0.5</w:t>
+              <w:t>&gt;= 0.5</w:t>
             </w:r>
           </w:p>
         </w:tc>
@@ -655,8 +601,7 @@
             </w:pPr>
             <w:r>
               <w:rPr>
-                <w:i/>
-                <w:color w:val="145AA0"/>
+                <w:color w:val="282C34"/>
                 <w:sz w:val="18"/>
               </w:rPr>
               <w:t>µs</w:t>
@@ -682,11 +627,10 @@
             </w:pPr>
             <w:r>
               <w:rPr>
-                <w:i/>
-                <w:color w:val="145AA0"/>
+                <w:color w:val="282C34"/>
                 <w:sz w:val="18"/>
               </w:rPr>
-              <w:t>t_{HD;STA</w:t>
+              <w:t>t_HD;STA</w:t>
             </w:r>
           </w:p>
         </w:tc>
@@ -731,11 +675,10 @@
             </w:pPr>
             <w:r>
               <w:rPr>
-                <w:i/>
-                <w:color w:val="145AA0"/>
+                <w:color w:val="282C34"/>
                 <w:sz w:val="18"/>
               </w:rPr>
-              <w:t>≥ 4.0</w:t>
+              <w:t>&gt;= 4.0</w:t>
             </w:r>
           </w:p>
         </w:tc>
@@ -756,11 +699,10 @@
             </w:pPr>
             <w:r>
               <w:rPr>
-                <w:i/>
-                <w:color w:val="145AA0"/>
+                <w:color w:val="282C34"/>
                 <w:sz w:val="18"/>
               </w:rPr>
-              <w:t>≥ 0.6</w:t>
+              <w:t>&gt;= 0.6</w:t>
             </w:r>
           </w:p>
         </w:tc>
@@ -781,11 +723,10 @@
             </w:pPr>
             <w:r>
               <w:rPr>
-                <w:i/>
-                <w:color w:val="145AA0"/>
+                <w:color w:val="282C34"/>
                 <w:sz w:val="18"/>
               </w:rPr>
-              <w:t>≥ 0.26</w:t>
+              <w:t>&gt;= 0.26</w:t>
             </w:r>
           </w:p>
         </w:tc>
@@ -806,8 +747,7 @@
             </w:pPr>
             <w:r>
               <w:rPr>
-                <w:i/>
-                <w:color w:val="145AA0"/>
+                <w:color w:val="282C34"/>
                 <w:sz w:val="18"/>
               </w:rPr>
               <w:t>µs</w:t>
@@ -834,11 +774,10 @@
             </w:pPr>
             <w:r>
               <w:rPr>
-                <w:i/>
-                <w:color w:val="145AA0"/>
+                <w:color w:val="282C34"/>
                 <w:sz w:val="18"/>
               </w:rPr>
-              <w:t>t_{LOW</w:t>
+              <w:t>t_LOW</w:t>
             </w:r>
           </w:p>
         </w:tc>
@@ -885,11 +824,10 @@
             </w:pPr>
             <w:r>
               <w:rPr>
-                <w:i/>
-                <w:color w:val="145AA0"/>
+                <w:color w:val="282C34"/>
                 <w:sz w:val="18"/>
               </w:rPr>
-              <w:t>≥ 4.7</w:t>
+              <w:t>&gt;= 4.7</w:t>
             </w:r>
           </w:p>
         </w:tc>
@@ -911,11 +849,10 @@
             </w:pPr>
             <w:r>
               <w:rPr>
-                <w:i/>
-                <w:color w:val="145AA0"/>
+                <w:color w:val="282C34"/>
                 <w:sz w:val="18"/>
               </w:rPr>
-              <w:t>≥ 1.3</w:t>
+              <w:t>&gt;= 1.3</w:t>
             </w:r>
           </w:p>
         </w:tc>
@@ -937,11 +874,10 @@
             </w:pPr>
             <w:r>
               <w:rPr>
-                <w:i/>
-                <w:color w:val="145AA0"/>
+                <w:color w:val="282C34"/>
                 <w:sz w:val="18"/>
               </w:rPr>
-              <w:t>≥ 0.5</w:t>
+              <w:t>&gt;= 0.5</w:t>
             </w:r>
           </w:p>
         </w:tc>
@@ -963,8 +899,7 @@
             </w:pPr>
             <w:r>
               <w:rPr>
-                <w:i/>
-                <w:color w:val="145AA0"/>
+                <w:color w:val="282C34"/>
                 <w:sz w:val="18"/>
               </w:rPr>
               <w:t>µs</w:t>
@@ -990,11 +925,10 @@
             </w:pPr>
             <w:r>
               <w:rPr>
-                <w:i/>
-                <w:color w:val="145AA0"/>
+                <w:color w:val="282C34"/>
                 <w:sz w:val="18"/>
               </w:rPr>
-              <w:t>t_{HIGH</w:t>
+              <w:t>t_HIGH</w:t>
             </w:r>
           </w:p>
         </w:tc>
@@ -1039,11 +973,10 @@
             </w:pPr>
             <w:r>
               <w:rPr>
-                <w:i/>
-                <w:color w:val="145AA0"/>
+                <w:color w:val="282C34"/>
                 <w:sz w:val="18"/>
               </w:rPr>
-              <w:t>≥ 4.0</w:t>
+              <w:t>&gt;= 4.0</w:t>
             </w:r>
           </w:p>
         </w:tc>
@@ -1064,11 +997,10 @@
             </w:pPr>
             <w:r>
               <w:rPr>
-                <w:i/>
-                <w:color w:val="145AA0"/>
+                <w:color w:val="282C34"/>
                 <w:sz w:val="18"/>
               </w:rPr>
-              <w:t>≥ 0.6</w:t>
+              <w:t>&gt;= 0.6</w:t>
             </w:r>
           </w:p>
         </w:tc>
@@ -1089,11 +1021,10 @@
             </w:pPr>
             <w:r>
               <w:rPr>
-                <w:i/>
-                <w:color w:val="145AA0"/>
+                <w:color w:val="282C34"/>
                 <w:sz w:val="18"/>
               </w:rPr>
-              <w:t>≥ 0.26</w:t>
+              <w:t>&gt;= 0.26</w:t>
             </w:r>
           </w:p>
         </w:tc>
@@ -1114,8 +1045,7 @@
             </w:pPr>
             <w:r>
               <w:rPr>
-                <w:i/>
-                <w:color w:val="145AA0"/>
+                <w:color w:val="282C34"/>
                 <w:sz w:val="18"/>
               </w:rPr>
               <w:t>µs</w:t>
@@ -1142,11 +1072,10 @@
             </w:pPr>
             <w:r>
               <w:rPr>
-                <w:i/>
-                <w:color w:val="145AA0"/>
+                <w:color w:val="282C34"/>
                 <w:sz w:val="18"/>
               </w:rPr>
-              <w:t>t_{SU;STA</w:t>
+              <w:t>t_SU;STA</w:t>
             </w:r>
           </w:p>
         </w:tc>
@@ -1171,22 +1100,7 @@
                 <w:color w:val="282C34"/>
                 <w:sz w:val="18"/>
               </w:rPr>
-              <w:t>Setup Time for Repeated START (</w:t>
-            </w:r>
-            <w:r>
-              <w:rPr>
-                <w:i/>
-                <w:color w:val="145AA0"/>
-                <w:sz w:val="18"/>
-              </w:rPr>
-              <w:t>S_r</w:t>
-            </w:r>
-            <w:r>
-              <w:rPr>
-                <w:color w:val="282C34"/>
-                <w:sz w:val="18"/>
-              </w:rPr>
-              <w:t>)</w:t>
+              <w:t>Setup Time for Repeated START (S_r)</w:t>
             </w:r>
           </w:p>
         </w:tc>
@@ -1208,11 +1122,10 @@
             </w:pPr>
             <w:r>
               <w:rPr>
-                <w:i/>
-                <w:color w:val="145AA0"/>
+                <w:color w:val="282C34"/>
                 <w:sz w:val="18"/>
               </w:rPr>
-              <w:t>≥ 4.7</w:t>
+              <w:t>&gt;= 4.7</w:t>
             </w:r>
           </w:p>
         </w:tc>
@@ -1234,11 +1147,10 @@
             </w:pPr>
             <w:r>
               <w:rPr>
-                <w:i/>
-                <w:color w:val="145AA0"/>
+                <w:color w:val="282C34"/>
                 <w:sz w:val="18"/>
               </w:rPr>
-              <w:t>≥ 0.6</w:t>
+              <w:t>&gt;= 0.6</w:t>
             </w:r>
           </w:p>
         </w:tc>
@@ -1260,11 +1172,10 @@
             </w:pPr>
             <w:r>
               <w:rPr>
-                <w:i/>
-                <w:color w:val="145AA0"/>
+                <w:color w:val="282C34"/>
                 <w:sz w:val="18"/>
               </w:rPr>
-              <w:t>≥ 0.26</w:t>
+              <w:t>&gt;= 0.26</w:t>
             </w:r>
           </w:p>
         </w:tc>
@@ -1286,8 +1197,7 @@
             </w:pPr>
             <w:r>
               <w:rPr>
-                <w:i/>
-                <w:color w:val="145AA0"/>
+                <w:color w:val="282C34"/>
                 <w:sz w:val="18"/>
               </w:rPr>
               <w:t>µs</w:t>
@@ -1313,11 +1223,10 @@
             </w:pPr>
             <w:r>
               <w:rPr>
-                <w:i/>
-                <w:color w:val="145AA0"/>
+                <w:color w:val="282C34"/>
                 <w:sz w:val="18"/>
               </w:rPr>
-              <w:t>t_{HD;DAT</w:t>
+              <w:t>t_HD;DAT</w:t>
             </w:r>
           </w:p>
         </w:tc>
@@ -1362,33 +1271,10 @@
             </w:pPr>
             <w:r>
               <w:rPr>
-                <w:i/>
-                <w:color w:val="145AA0"/>
-                <w:sz w:val="18"/>
-              </w:rPr>
-              <w:t>≥ 0</w:t>
-            </w:r>
-            <w:r>
-              <w:rPr>
                 <w:color w:val="282C34"/>
                 <w:sz w:val="18"/>
               </w:rPr>
-              <w:t xml:space="preserve"> (typ </w:t>
-            </w:r>
-            <w:r>
-              <w:rPr>
-                <w:i/>
-                <w:color w:val="145AA0"/>
-                <w:sz w:val="18"/>
-              </w:rPr>
-              <w:t>300\,ns</w:t>
-            </w:r>
-            <w:r>
-              <w:rPr>
-                <w:color w:val="282C34"/>
-                <w:sz w:val="18"/>
-              </w:rPr>
-              <w:t>)</w:t>
+              <w:t>&gt;= 0 (typ 300 ns)</w:t>
             </w:r>
           </w:p>
         </w:tc>
@@ -1409,33 +1295,10 @@
             </w:pPr>
             <w:r>
               <w:rPr>
-                <w:i/>
-                <w:color w:val="145AA0"/>
-                <w:sz w:val="18"/>
-              </w:rPr>
-              <w:t>≥ 0</w:t>
-            </w:r>
-            <w:r>
-              <w:rPr>
                 <w:color w:val="282C34"/>
                 <w:sz w:val="18"/>
               </w:rPr>
-              <w:t xml:space="preserve"> (typ </w:t>
-            </w:r>
-            <w:r>
-              <w:rPr>
-                <w:i/>
-                <w:color w:val="145AA0"/>
-                <w:sz w:val="18"/>
-              </w:rPr>
-              <w:t>300\,ns</w:t>
-            </w:r>
-            <w:r>
-              <w:rPr>
-                <w:color w:val="282C34"/>
-                <w:sz w:val="18"/>
-              </w:rPr>
-              <w:t>)</w:t>
+              <w:t>&gt;= 0 (typ 300 ns)</w:t>
             </w:r>
           </w:p>
         </w:tc>
@@ -1456,11 +1319,10 @@
             </w:pPr>
             <w:r>
               <w:rPr>
-                <w:i/>
-                <w:color w:val="145AA0"/>
+                <w:color w:val="282C34"/>
                 <w:sz w:val="18"/>
               </w:rPr>
-              <w:t>≥ 0</w:t>
+              <w:t>&gt;= 0</w:t>
             </w:r>
           </w:p>
         </w:tc>
@@ -1481,8 +1343,7 @@
             </w:pPr>
             <w:r>
               <w:rPr>
-                <w:i/>
-                <w:color w:val="145AA0"/>
+                <w:color w:val="282C34"/>
                 <w:sz w:val="18"/>
               </w:rPr>
               <w:t>µs</w:t>
@@ -1509,11 +1370,10 @@
             </w:pPr>
             <w:r>
               <w:rPr>
-                <w:i/>
-                <w:color w:val="145AA0"/>
+                <w:color w:val="282C34"/>
                 <w:sz w:val="18"/>
               </w:rPr>
-              <w:t>t_{SU;DAT</w:t>
+              <w:t>t_SU;DAT</w:t>
             </w:r>
           </w:p>
         </w:tc>
@@ -1560,11 +1420,10 @@
             </w:pPr>
             <w:r>
               <w:rPr>
-                <w:i/>
-                <w:color w:val="145AA0"/>
+                <w:color w:val="282C34"/>
                 <w:sz w:val="18"/>
               </w:rPr>
-              <w:t>≥ 250</w:t>
+              <w:t>&gt;= 250</w:t>
             </w:r>
           </w:p>
         </w:tc>
@@ -1586,11 +1445,10 @@
             </w:pPr>
             <w:r>
               <w:rPr>
-                <w:i/>
-                <w:color w:val="145AA0"/>
+                <w:color w:val="282C34"/>
                 <w:sz w:val="18"/>
               </w:rPr>
-              <w:t>≥ 100</w:t>
+              <w:t>&gt;= 100</w:t>
             </w:r>
           </w:p>
         </w:tc>
@@ -1612,11 +1470,10 @@
             </w:pPr>
             <w:r>
               <w:rPr>
-                <w:i/>
-                <w:color w:val="145AA0"/>
+                <w:color w:val="282C34"/>
                 <w:sz w:val="18"/>
               </w:rPr>
-              <w:t>≥ 50</w:t>
+              <w:t>&gt;= 50</w:t>
             </w:r>
           </w:p>
         </w:tc>
@@ -1638,8 +1495,7 @@
             </w:pPr>
             <w:r>
               <w:rPr>
-                <w:i/>
-                <w:color w:val="145AA0"/>
+                <w:color w:val="282C34"/>
                 <w:sz w:val="18"/>
               </w:rPr>
               <w:t>ns</w:t>
@@ -1665,8 +1521,7 @@
             </w:pPr>
             <w:r>
               <w:rPr>
-                <w:i/>
-                <w:color w:val="145AA0"/>
+                <w:color w:val="282C34"/>
                 <w:sz w:val="18"/>
               </w:rPr>
               <w:t>t_r</w:t>
@@ -1693,22 +1548,7 @@
                 <w:color w:val="282C34"/>
                 <w:sz w:val="18"/>
               </w:rPr>
-              <w:t>Rise Time of SDA and SCL (</w:t>
-            </w:r>
-            <w:r>
-              <w:rPr>
-                <w:i/>
-                <w:color w:val="145AA0"/>
-                <w:sz w:val="18"/>
-              </w:rPr>
-              <w:t>30\%\to 70\%</w:t>
-            </w:r>
-            <w:r>
-              <w:rPr>
-                <w:color w:val="282C34"/>
-                <w:sz w:val="18"/>
-              </w:rPr>
-              <w:t>)</w:t>
+              <w:t>Rise Time of SDA and SCL (30\%-&gt; 70\%)</w:t>
             </w:r>
           </w:p>
         </w:tc>
@@ -1729,11 +1569,10 @@
             </w:pPr>
             <w:r>
               <w:rPr>
-                <w:i/>
-                <w:color w:val="145AA0"/>
+                <w:color w:val="282C34"/>
                 <w:sz w:val="18"/>
               </w:rPr>
-              <w:t>≤ 1000</w:t>
+              <w:t>&lt;= 1000</w:t>
             </w:r>
           </w:p>
         </w:tc>
@@ -1754,11 +1593,10 @@
             </w:pPr>
             <w:r>
               <w:rPr>
-                <w:i/>
-                <w:color w:val="145AA0"/>
+                <w:color w:val="282C34"/>
                 <w:sz w:val="18"/>
               </w:rPr>
-              <w:t>≤ 300</w:t>
+              <w:t>&lt;= 300</w:t>
             </w:r>
           </w:p>
         </w:tc>
@@ -1779,11 +1617,10 @@
             </w:pPr>
             <w:r>
               <w:rPr>
-                <w:i/>
-                <w:color w:val="145AA0"/>
+                <w:color w:val="282C34"/>
                 <w:sz w:val="18"/>
               </w:rPr>
-              <w:t>≤ 120</w:t>
+              <w:t>&lt;= 120</w:t>
             </w:r>
           </w:p>
         </w:tc>
@@ -1804,8 +1641,7 @@
             </w:pPr>
             <w:r>
               <w:rPr>
-                <w:i/>
-                <w:color w:val="145AA0"/>
+                <w:color w:val="282C34"/>
                 <w:sz w:val="18"/>
               </w:rPr>
               <w:t>ns</w:t>
@@ -1832,8 +1668,7 @@
             </w:pPr>
             <w:r>
               <w:rPr>
-                <w:i/>
-                <w:color w:val="145AA0"/>
+                <w:color w:val="282C34"/>
                 <w:sz w:val="18"/>
               </w:rPr>
               <w:t>t_f</w:t>
@@ -1861,22 +1696,7 @@
                 <w:color w:val="282C34"/>
                 <w:sz w:val="18"/>
               </w:rPr>
-              <w:t>Fall Time of SDA and SCL (</w:t>
-            </w:r>
-            <w:r>
-              <w:rPr>
-                <w:i/>
-                <w:color w:val="145AA0"/>
-                <w:sz w:val="18"/>
-              </w:rPr>
-              <w:t>70\%\to 30\%</w:t>
-            </w:r>
-            <w:r>
-              <w:rPr>
-                <w:color w:val="282C34"/>
-                <w:sz w:val="18"/>
-              </w:rPr>
-              <w:t>)</w:t>
+              <w:t>Fall Time of SDA and SCL (70\%-&gt; 30\%)</w:t>
             </w:r>
           </w:p>
         </w:tc>
@@ -1898,11 +1718,10 @@
             </w:pPr>
             <w:r>
               <w:rPr>
-                <w:i/>
-                <w:color w:val="145AA0"/>
+                <w:color w:val="282C34"/>
                 <w:sz w:val="18"/>
               </w:rPr>
-              <w:t>≤ 300</w:t>
+              <w:t>&lt;= 300</w:t>
             </w:r>
           </w:p>
         </w:tc>
@@ -1924,11 +1743,10 @@
             </w:pPr>
             <w:r>
               <w:rPr>
-                <w:i/>
-                <w:color w:val="145AA0"/>
+                <w:color w:val="282C34"/>
                 <w:sz w:val="18"/>
               </w:rPr>
-              <w:t>≤ 300</w:t>
+              <w:t>&lt;= 300</w:t>
             </w:r>
           </w:p>
         </w:tc>
@@ -1950,11 +1768,10 @@
             </w:pPr>
             <w:r>
               <w:rPr>
-                <w:i/>
-                <w:color w:val="145AA0"/>
+                <w:color w:val="282C34"/>
                 <w:sz w:val="18"/>
               </w:rPr>
-              <w:t>≤ 120</w:t>
+              <w:t>&lt;= 120</w:t>
             </w:r>
           </w:p>
         </w:tc>
@@ -1976,8 +1793,7 @@
             </w:pPr>
             <w:r>
               <w:rPr>
-                <w:i/>
-                <w:color w:val="145AA0"/>
+                <w:color w:val="282C34"/>
                 <w:sz w:val="18"/>
               </w:rPr>
               <w:t>ns</w:t>
@@ -2003,11 +1819,10 @@
             </w:pPr>
             <w:r>
               <w:rPr>
-                <w:i/>
-                <w:color w:val="145AA0"/>
+                <w:color w:val="282C34"/>
                 <w:sz w:val="18"/>
               </w:rPr>
-              <w:t>t_{SU;STO</w:t>
+              <w:t>t_SU;STO</w:t>
             </w:r>
           </w:p>
         </w:tc>
@@ -2052,11 +1867,10 @@
             </w:pPr>
             <w:r>
               <w:rPr>
-                <w:i/>
-                <w:color w:val="145AA0"/>
+                <w:color w:val="282C34"/>
                 <w:sz w:val="18"/>
               </w:rPr>
-              <w:t>≥ 4.0</w:t>
+              <w:t>&gt;= 4.0</w:t>
             </w:r>
           </w:p>
         </w:tc>
@@ -2077,11 +1891,10 @@
             </w:pPr>
             <w:r>
               <w:rPr>
-                <w:i/>
-                <w:color w:val="145AA0"/>
+                <w:color w:val="282C34"/>
                 <w:sz w:val="18"/>
               </w:rPr>
-              <w:t>≥ 0.6</w:t>
+              <w:t>&gt;= 0.6</w:t>
             </w:r>
           </w:p>
         </w:tc>
@@ -2102,11 +1915,10 @@
             </w:pPr>
             <w:r>
               <w:rPr>
-                <w:i/>
-                <w:color w:val="145AA0"/>
+                <w:color w:val="282C34"/>
                 <w:sz w:val="18"/>
               </w:rPr>
-              <w:t>≥ 0.26</w:t>
+              <w:t>&gt;= 0.26</w:t>
             </w:r>
           </w:p>
         </w:tc>
@@ -2127,8 +1939,7 @@
             </w:pPr>
             <w:r>
               <w:rPr>
-                <w:i/>
-                <w:color w:val="145AA0"/>
+                <w:color w:val="282C34"/>
                 <w:sz w:val="18"/>
               </w:rPr>
               <w:t>µs</w:t>
@@ -2155,11 +1966,10 @@
             </w:pPr>
             <w:r>
               <w:rPr>
-                <w:i/>
-                <w:color w:val="145AA0"/>
+                <w:color w:val="282C34"/>
                 <w:sz w:val="18"/>
               </w:rPr>
-              <w:t>t_{SP</w:t>
+              <w:t>t_SP</w:t>
             </w:r>
           </w:p>
         </w:tc>
@@ -2231,11 +2041,10 @@
             </w:pPr>
             <w:r>
               <w:rPr>
-                <w:i/>
-                <w:color w:val="145AA0"/>
+                <w:color w:val="282C34"/>
                 <w:sz w:val="18"/>
               </w:rPr>
-              <w:t>≥ 50</w:t>
+              <w:t>&gt;= 50</w:t>
             </w:r>
           </w:p>
         </w:tc>
@@ -2257,11 +2066,10 @@
             </w:pPr>
             <w:r>
               <w:rPr>
-                <w:i/>
-                <w:color w:val="145AA0"/>
+                <w:color w:val="282C34"/>
                 <w:sz w:val="18"/>
               </w:rPr>
-              <w:t>≥ 50</w:t>
+              <w:t>&gt;= 50</w:t>
             </w:r>
           </w:p>
         </w:tc>
@@ -2283,8 +2091,7 @@
             </w:pPr>
             <w:r>
               <w:rPr>
-                <w:i/>
-                <w:color w:val="145AA0"/>
+                <w:color w:val="282C34"/>
                 <w:sz w:val="18"/>
               </w:rPr>
               <w:t>ns</w:t>
@@ -2310,8 +2117,7 @@
             </w:pPr>
             <w:r>
               <w:rPr>
-                <w:i/>
-                <w:color w:val="145AA0"/>
+                <w:color w:val="282C34"/>
                 <w:sz w:val="18"/>
               </w:rPr>
               <w:t>C_b</w:t>
@@ -2359,11 +2165,10 @@
             </w:pPr>
             <w:r>
               <w:rPr>
-                <w:i/>
-                <w:color w:val="145AA0"/>
+                <w:color w:val="282C34"/>
                 <w:sz w:val="18"/>
               </w:rPr>
-              <w:t>≤ 400</w:t>
+              <w:t>&lt;= 400</w:t>
             </w:r>
           </w:p>
         </w:tc>
@@ -2384,11 +2189,10 @@
             </w:pPr>
             <w:r>
               <w:rPr>
-                <w:i/>
-                <w:color w:val="145AA0"/>
+                <w:color w:val="282C34"/>
                 <w:sz w:val="18"/>
               </w:rPr>
-              <w:t>≤ 400</w:t>
+              <w:t>&lt;= 400</w:t>
             </w:r>
           </w:p>
         </w:tc>
@@ -2409,11 +2213,10 @@
             </w:pPr>
             <w:r>
               <w:rPr>
-                <w:i/>
-                <w:color w:val="145AA0"/>
+                <w:color w:val="282C34"/>
                 <w:sz w:val="18"/>
               </w:rPr>
-              <w:t>≤ 550</w:t>
+              <w:t>&lt;= 550</w:t>
             </w:r>
           </w:p>
         </w:tc>
@@ -2434,8 +2237,7 @@
             </w:pPr>
             <w:r>
               <w:rPr>
-                <w:i/>
-                <w:color w:val="145AA0"/>
+                <w:color w:val="282C34"/>
                 <w:sz w:val="18"/>
               </w:rPr>
               <w:t>pF</w:t>
@@ -2462,11 +2264,10 @@
             </w:pPr>
             <w:r>
               <w:rPr>
-                <w:i/>
-                <w:color w:val="145AA0"/>
+                <w:color w:val="282C34"/>
                 <w:sz w:val="18"/>
               </w:rPr>
-              <w:t>I_{OL</w:t>
+              <w:t>I_OL</w:t>
             </w:r>
           </w:p>
         </w:tc>
@@ -2491,22 +2292,7 @@
                 <w:color w:val="282C34"/>
                 <w:sz w:val="18"/>
               </w:rPr>
-              <w:t>Output Fall Sink Current (</w:t>
-            </w:r>
-            <w:r>
-              <w:rPr>
-                <w:i/>
-                <w:color w:val="145AA0"/>
-                <w:sz w:val="18"/>
-              </w:rPr>
-              <w:t>V_{OL=0.4\,V</w:t>
-            </w:r>
-            <w:r>
-              <w:rPr>
-                <w:color w:val="282C34"/>
-                <w:sz w:val="18"/>
-              </w:rPr>
-              <w:t>)</w:t>
+              <w:t>Output Fall Sink Current (V_OL=0.4 V)</w:t>
             </w:r>
           </w:p>
         </w:tc>
@@ -2528,11 +2314,10 @@
             </w:pPr>
             <w:r>
               <w:rPr>
-                <w:i/>
-                <w:color w:val="145AA0"/>
+                <w:color w:val="282C34"/>
                 <w:sz w:val="18"/>
               </w:rPr>
-              <w:t>≥ 3.0</w:t>
+              <w:t>&gt;= 3.0</w:t>
             </w:r>
           </w:p>
         </w:tc>
@@ -2554,11 +2339,10 @@
             </w:pPr>
             <w:r>
               <w:rPr>
-                <w:i/>
-                <w:color w:val="145AA0"/>
+                <w:color w:val="282C34"/>
                 <w:sz w:val="18"/>
               </w:rPr>
-              <w:t>≥ 3.0</w:t>
+              <w:t>&gt;= 3.0</w:t>
             </w:r>
           </w:p>
         </w:tc>
@@ -2580,11 +2364,10 @@
             </w:pPr>
             <w:r>
               <w:rPr>
-                <w:i/>
-                <w:color w:val="145AA0"/>
+                <w:color w:val="282C34"/>
                 <w:sz w:val="18"/>
               </w:rPr>
-              <w:t>≥ 20.0</w:t>
+              <w:t>&gt;= 20.0</w:t>
             </w:r>
           </w:p>
         </w:tc>
@@ -2606,8 +2389,7 @@
             </w:pPr>
             <w:r>
               <w:rPr>
-                <w:i/>
-                <w:color w:val="145AA0"/>
+                <w:color w:val="282C34"/>
                 <w:sz w:val="18"/>
               </w:rPr>
               <w:t>mA</w:t>
@@ -2635,24 +2417,7 @@
           <w:color w:val="184C78"/>
           <w:sz w:val="28"/>
         </w:rPr>
-        <w:t>2. Mathematical Pull-Up Resistor (</w:t>
-      </w:r>
-      <w:r>
-        <w:rPr>
-          <w:b/>
-          <w:i/>
-          <w:color w:val="145AA0"/>
-          <w:sz w:val="28"/>
-        </w:rPr>
-        <w:t>R_p</w:t>
-      </w:r>
-      <w:r>
-        <w:rPr>
-          <w:b/>
-          <w:color w:val="184C78"/>
-          <w:sz w:val="28"/>
-        </w:rPr>
-        <w:t>) Sizing</w:t>
+        <w:t>2. Mathematical Pull-Up Resistor (R_p) Sizing</w:t>
       </w:r>
     </w:p>
     <w:p>
@@ -2664,22 +2429,7 @@
           <w:color w:val="282C34"/>
           <w:sz w:val="21"/>
         </w:rPr>
-        <w:t xml:space="preserve">Selecting the correct pull-up resistor is the single most critical hardware design step for an I2C bus. The value of </w:t>
-      </w:r>
-      <w:r>
-        <w:rPr>
-          <w:i/>
-          <w:color w:val="145AA0"/>
-          <w:sz w:val="21"/>
-        </w:rPr>
-        <w:t>R_p</w:t>
-      </w:r>
-      <w:r>
-        <w:rPr>
-          <w:color w:val="282C34"/>
-          <w:sz w:val="21"/>
-        </w:rPr>
-        <w:t xml:space="preserve"> is strictly bounded by two physical constraints:</w:t>
+        <w:t>Selecting the correct pull-up resistor is the single most critical hardware design step for an I2C bus. The value of R_p is strictly bounded by two physical constraints:</w:t>
       </w:r>
     </w:p>
     <w:p>
@@ -2694,7 +2444,7 @@
           <w:color w:val="282C34"/>
           <w:sz w:val="21"/>
         </w:rPr>
-        <w:t>$R_{p(max)}$</w:t>
+        <w:t>R_p(max)</w:t>
       </w:r>
       <w:r>
         <w:rPr>
@@ -2709,7 +2459,7 @@
           <w:color w:val="282C34"/>
           <w:sz w:val="21"/>
         </w:rPr>
-        <w:t>maximum allowable rise time ($t_r$)</w:t>
+        <w:t>maximum allowable rise time (t_r)</w:t>
       </w:r>
       <w:r>
         <w:rPr>
@@ -2724,7 +2474,7 @@
           <w:color w:val="282C34"/>
           <w:sz w:val="21"/>
         </w:rPr>
-        <w:t>bus capacitance ($C_b$)</w:t>
+        <w:t>bus capacitance (C_b)</w:t>
       </w:r>
       <w:r>
         <w:rPr>
@@ -2746,7 +2496,7 @@
           <w:color w:val="282C34"/>
           <w:sz w:val="21"/>
         </w:rPr>
-        <w:t>$R_{p(min)}$</w:t>
+        <w:t>R_p(min)</w:t>
       </w:r>
       <w:r>
         <w:rPr>
@@ -2761,29 +2511,14 @@
           <w:color w:val="282C34"/>
           <w:sz w:val="21"/>
         </w:rPr>
-        <w:t>maximum sink current ($I_{OL}$)</w:t>
+        <w:t>maximum sink current (I_OL)</w:t>
       </w:r>
       <w:r>
         <w:rPr>
           <w:color w:val="282C34"/>
           <w:sz w:val="21"/>
         </w:rPr>
-        <w:t xml:space="preserve"> of the internal NMOS drivers and the supply voltage (</w:t>
-      </w:r>
-      <w:r>
-        <w:rPr>
-          <w:i/>
-          <w:color w:val="145AA0"/>
-          <w:sz w:val="21"/>
-        </w:rPr>
-        <w:t>V_{DD</w:t>
-      </w:r>
-      <w:r>
-        <w:rPr>
-          <w:color w:val="282C34"/>
-          <w:sz w:val="21"/>
-        </w:rPr>
-        <w:t>).</w:t>
+        <w:t xml:space="preserve"> of the internal NMOS drivers and the supply voltage (V_DD).</w:t>
       </w:r>
     </w:p>
     <w:tbl>
@@ -2866,24 +2601,7 @@
           <w:color w:val="4682B4"/>
           <w:sz w:val="24"/>
         </w:rPr>
-        <w:t>2.1 Derivation of Maximum Pull-Up Resistance (</w:t>
-      </w:r>
-      <w:r>
-        <w:rPr>
-          <w:b/>
-          <w:i/>
-          <w:color w:val="145AA0"/>
-          <w:sz w:val="24"/>
-        </w:rPr>
-        <w:t>R_{p(max)</w:t>
-      </w:r>
-      <w:r>
-        <w:rPr>
-          <w:b/>
-          <w:color w:val="4682B4"/>
-          <w:sz w:val="24"/>
-        </w:rPr>
-        <w:t>)</w:t>
+        <w:t>2.1 Derivation of Maximum Pull-Up Resistance (R_p(max))</w:t>
       </w:r>
     </w:p>
     <w:p>
@@ -2895,48 +2613,133 @@
           <w:color w:val="282C34"/>
           <w:sz w:val="21"/>
         </w:rPr>
-        <w:t xml:space="preserve">When an I2C device releases SDA or SCL, the line charges through </w:t>
-      </w:r>
-      <w:r>
-        <w:rPr>
-          <w:i/>
-          <w:color w:val="145AA0"/>
-          <w:sz w:val="21"/>
-        </w:rPr>
-        <w:t>R_p</w:t>
-      </w:r>
-      <w:r>
-        <w:rPr>
-          <w:color w:val="282C34"/>
-          <w:sz w:val="21"/>
-        </w:rPr>
-        <w:t xml:space="preserve"> according to the classic first-order RC charging equation:</w:t>
+        <w:t>When an I2C device releases SDA or SCL, the line charges through R_p according to the classic first-order RC charging equation:</w:t>
       </w:r>
     </w:p>
+    <w:tbl>
+      <w:tblPr>
+        <w:tblW w:type="auto" w:w="0"/>
+        <w:jc w:val="center"/>
+        <w:tblLook w:firstColumn="1" w:firstRow="1" w:lastColumn="0" w:lastRow="0" w:noHBand="0" w:noVBand="1" w:val="04A0"/>
+      </w:tblPr>
+      <w:tblGrid>
+        <w:gridCol w:w="9792"/>
+      </w:tblGrid>
+      <w:tr>
+        <w:tc>
+          <w:tcPr>
+            <w:tcW w:type="dxa" w:w="9792"/>
+            <w:shd w:fill="F5F6F8"/>
+            <w:tcMar>
+              <w:top w:w="80" w:type="dxa"/>
+              <w:bottom w:w="80" w:type="dxa"/>
+              <w:left w:w="140" w:type="dxa"/>
+              <w:right w:w="140" w:type="dxa"/>
+            </w:tcMar>
+            <w:tcBorders>
+              <w:left w:val="single" w:sz="18" w:space="0" w:color="CBD5E0"/>
+              <w:top w:val="none"/>
+              <w:right w:val="none"/>
+              <w:bottom w:val="none"/>
+            </w:tcBorders>
+          </w:tcPr>
+          <w:p>
+            <w:pPr>
+              <w:spacing w:line="240" w:lineRule="auto" w:after="0"/>
+            </w:pPr>
+            <w:r>
+              <w:rPr>
+                <w:rFonts w:ascii="Consolas" w:hAnsi="Consolas"/>
+                <w:color w:val="2D3748"/>
+                <w:sz w:val="18"/>
+              </w:rPr>
+              <w:t>V(t) = V_DD * [ 1 - exp(-t / (R_p * C_b)) ]</w:t>
+            </w:r>
+          </w:p>
+        </w:tc>
+      </w:tr>
+    </w:tbl>
+    <w:p/>
     <w:p>
       <w:pPr>
         <w:spacing w:after="80"/>
       </w:pPr>
       <w:r>
         <w:rPr>
-          <w:i/>
-          <w:color w:val="145AA0"/>
+          <w:color w:val="282C34"/>
           <w:sz w:val="21"/>
         </w:rPr>
+        <w:t>Where:</w:t>
       </w:r>
+    </w:p>
+    <w:p>
+      <w:pPr>
+        <w:pStyle w:val="ListBullet"/>
+        <w:spacing w:after="40"/>
+        <w:ind w:left="360"/>
+      </w:pPr>
       <w:r>
         <w:rPr>
           <w:color w:val="282C34"/>
           <w:sz w:val="21"/>
         </w:rPr>
-        <w:t>V(t) = V_{DD} \left(1 - e^{-\frac{t}{R_p C_b}}\right)</w:t>
+        <w:t>V(t): Instantaneous line voltage at elapsed time t (V)</w:t>
       </w:r>
+    </w:p>
+    <w:p>
+      <w:pPr>
+        <w:pStyle w:val="ListBullet"/>
+        <w:spacing w:after="40"/>
+        <w:ind w:left="360"/>
+      </w:pPr>
       <w:r>
         <w:rPr>
-          <w:i/>
-          <w:color w:val="145AA0"/>
+          <w:color w:val="282C34"/>
           <w:sz w:val="21"/>
         </w:rPr>
+        <w:t>V_DD: I2C bus pull-up rail voltage (V)</w:t>
+      </w:r>
+    </w:p>
+    <w:p>
+      <w:pPr>
+        <w:pStyle w:val="ListBullet"/>
+        <w:spacing w:after="40"/>
+        <w:ind w:left="360"/>
+      </w:pPr>
+      <w:r>
+        <w:rPr>
+          <w:color w:val="282C34"/>
+          <w:sz w:val="21"/>
+        </w:rPr>
+        <w:t>t: Time elapsed since the open-drain transistor released the line (s)</w:t>
+      </w:r>
+    </w:p>
+    <w:p>
+      <w:pPr>
+        <w:pStyle w:val="ListBullet"/>
+        <w:spacing w:after="40"/>
+        <w:ind w:left="360"/>
+      </w:pPr>
+      <w:r>
+        <w:rPr>
+          <w:color w:val="282C34"/>
+          <w:sz w:val="21"/>
+        </w:rPr>
+        <w:t>R_p: Pull-up resistor value (Ω)</w:t>
+      </w:r>
+    </w:p>
+    <w:p>
+      <w:pPr>
+        <w:pStyle w:val="ListBullet"/>
+        <w:spacing w:after="40"/>
+        <w:ind w:left="360"/>
+      </w:pPr>
+      <w:r>
+        <w:rPr>
+          <w:color w:val="282C34"/>
+          <w:sz w:val="21"/>
+        </w:rPr>
+        <w:t>C_b: Total bus capacitance to ground (F)</w:t>
       </w:r>
     </w:p>
     <w:p>
@@ -2956,44 +2759,29 @@
           <w:color w:val="282C34"/>
           <w:sz w:val="21"/>
         </w:rPr>
-        <w:t>rise time ($t_r$)</w:t>
+        <w:t>rise time (t_r)</w:t>
       </w:r>
       <w:r>
         <w:rPr>
           <w:color w:val="282C34"/>
           <w:sz w:val="21"/>
         </w:rPr>
-        <w:t xml:space="preserve"> as the time required for the voltage to transition from </w:t>
+        <w:t xml:space="preserve"> as the time required for the voltage to transition from V_IL = 0.3 </w:t>
       </w:r>
       <w:r>
         <w:rPr>
           <w:i/>
-          <w:color w:val="145AA0"/>
+          <w:color w:val="282C34"/>
           <w:sz w:val="21"/>
         </w:rPr>
-        <w:t>V_{IL = 0.3 × V_{DD</w:t>
+        <w:t xml:space="preserve"> V_DD to V_IH = 0.7 </w:t>
       </w:r>
       <w:r>
         <w:rPr>
           <w:color w:val="282C34"/>
           <w:sz w:val="21"/>
         </w:rPr>
-        <w:t xml:space="preserve"> to </w:t>
-      </w:r>
-      <w:r>
-        <w:rPr>
-          <w:i/>
-          <w:color w:val="145AA0"/>
-          <w:sz w:val="21"/>
-        </w:rPr>
-        <w:t>V_{IH = 0.7 × V_{DD</w:t>
-      </w:r>
-      <w:r>
-        <w:rPr>
-          <w:color w:val="282C34"/>
-          <w:sz w:val="21"/>
-        </w:rPr>
-        <w:t>.</w:t>
+        <w:t xml:space="preserve"> V_DD.</w:t>
       </w:r>
     </w:p>
     <w:p>
@@ -3020,91 +2808,97 @@
           <w:color w:val="282C34"/>
           <w:sz w:val="21"/>
         </w:rPr>
-        <w:t xml:space="preserve">Find time </w:t>
-      </w:r>
-      <w:r>
-        <w:rPr>
-          <w:i/>
-          <w:color w:val="145AA0"/>
-          <w:sz w:val="21"/>
-        </w:rPr>
-        <w:t>t_1</w:t>
-      </w:r>
-      <w:r>
-        <w:rPr>
-          <w:color w:val="282C34"/>
-          <w:sz w:val="21"/>
-        </w:rPr>
-        <w:t xml:space="preserve"> when </w:t>
-      </w:r>
-      <w:r>
-        <w:rPr>
-          <w:i/>
-          <w:color w:val="145AA0"/>
-          <w:sz w:val="21"/>
-        </w:rPr>
-        <w:t>V(t_1) = 0.3 × V_{DD</w:t>
-      </w:r>
-      <w:r>
-        <w:rPr>
-          <w:color w:val="282C34"/>
-          <w:sz w:val="21"/>
-        </w:rPr>
-        <w:t>:</w:t>
+        <w:t>Find time t_1 when V(t_1) = 0.3 * V_DD:</w:t>
       </w:r>
     </w:p>
-    <w:p>
-      <w:pPr>
-        <w:spacing w:after="80"/>
-      </w:pPr>
-      <w:r>
-        <w:rPr>
-          <w:i/>
-          <w:color w:val="145AA0"/>
-          <w:sz w:val="21"/>
-        </w:rPr>
-      </w:r>
-      <w:r>
-        <w:rPr>
-          <w:color w:val="282C34"/>
-          <w:sz w:val="21"/>
-        </w:rPr>
-        <w:t>0.3 \times V_{DD} = V_{DD} \left(1 - e^{-\frac{t_1}{R_p C_b}}\right)</w:t>
-      </w:r>
-      <w:r>
-        <w:rPr>
-          <w:i/>
-          <w:color w:val="145AA0"/>
-          <w:sz w:val="21"/>
-        </w:rPr>
-      </w:r>
-    </w:p>
-    <w:p>
-      <w:pPr>
-        <w:spacing w:after="80"/>
-      </w:pPr>
-      <w:r>
-        <w:rPr>
-          <w:i/>
-          <w:color w:val="145AA0"/>
-          <w:sz w:val="21"/>
-        </w:rPr>
-      </w:r>
-      <w:r>
-        <w:rPr>
-          <w:color w:val="282C34"/>
-          <w:sz w:val="21"/>
-        </w:rPr>
-        <w:t>e^{-\frac{t_1}{R_p C_b}} = 1 - 0.3 = 0.7 \implies -\frac{t_1}{R_p C_b} = \ln(0.7) \implies t_1 = -R_p C_b \ln(0.7) \approx 0.3567 \times R_p C_b</w:t>
-      </w:r>
-      <w:r>
-        <w:rPr>
-          <w:i/>
-          <w:color w:val="145AA0"/>
-          <w:sz w:val="21"/>
-        </w:rPr>
-      </w:r>
-    </w:p>
+    <w:tbl>
+      <w:tblPr>
+        <w:tblW w:type="auto" w:w="0"/>
+        <w:jc w:val="center"/>
+        <w:tblLook w:firstColumn="1" w:firstRow="1" w:lastColumn="0" w:lastRow="0" w:noHBand="0" w:noVBand="1" w:val="04A0"/>
+      </w:tblPr>
+      <w:tblGrid>
+        <w:gridCol w:w="9792"/>
+      </w:tblGrid>
+      <w:tr>
+        <w:tc>
+          <w:tcPr>
+            <w:tcW w:type="dxa" w:w="9792"/>
+            <w:shd w:fill="F5F6F8"/>
+            <w:tcMar>
+              <w:top w:w="80" w:type="dxa"/>
+              <w:bottom w:w="80" w:type="dxa"/>
+              <w:left w:w="140" w:type="dxa"/>
+              <w:right w:w="140" w:type="dxa"/>
+            </w:tcMar>
+            <w:tcBorders>
+              <w:left w:val="single" w:sz="18" w:space="0" w:color="CBD5E0"/>
+              <w:top w:val="none"/>
+              <w:right w:val="none"/>
+              <w:bottom w:val="none"/>
+            </w:tcBorders>
+          </w:tcPr>
+          <w:p>
+            <w:pPr>
+              <w:spacing w:line="240" w:lineRule="auto" w:after="0"/>
+            </w:pPr>
+            <w:r>
+              <w:rPr>
+                <w:rFonts w:ascii="Consolas" w:hAnsi="Consolas"/>
+                <w:color w:val="2D3748"/>
+                <w:sz w:val="18"/>
+              </w:rPr>
+              <w:t>0.3 * V_DD = V_DD (1 - e^-t_1 / (R_p C_b))</w:t>
+            </w:r>
+          </w:p>
+        </w:tc>
+      </w:tr>
+    </w:tbl>
+    <w:p/>
+    <w:tbl>
+      <w:tblPr>
+        <w:tblW w:type="auto" w:w="0"/>
+        <w:jc w:val="center"/>
+        <w:tblLook w:firstColumn="1" w:firstRow="1" w:lastColumn="0" w:lastRow="0" w:noHBand="0" w:noVBand="1" w:val="04A0"/>
+      </w:tblPr>
+      <w:tblGrid>
+        <w:gridCol w:w="9792"/>
+      </w:tblGrid>
+      <w:tr>
+        <w:tc>
+          <w:tcPr>
+            <w:tcW w:type="dxa" w:w="9792"/>
+            <w:shd w:fill="F5F6F8"/>
+            <w:tcMar>
+              <w:top w:w="80" w:type="dxa"/>
+              <w:bottom w:w="80" w:type="dxa"/>
+              <w:left w:w="140" w:type="dxa"/>
+              <w:right w:w="140" w:type="dxa"/>
+            </w:tcMar>
+            <w:tcBorders>
+              <w:left w:val="single" w:sz="18" w:space="0" w:color="CBD5E0"/>
+              <w:top w:val="none"/>
+              <w:right w:val="none"/>
+              <w:bottom w:val="none"/>
+            </w:tcBorders>
+          </w:tcPr>
+          <w:p>
+            <w:pPr>
+              <w:spacing w:line="240" w:lineRule="auto" w:after="0"/>
+            </w:pPr>
+            <w:r>
+              <w:rPr>
+                <w:rFonts w:ascii="Consolas" w:hAnsi="Consolas"/>
+                <w:color w:val="2D3748"/>
+                <w:sz w:val="18"/>
+              </w:rPr>
+              <w:t>e^-t_1 / (R_p C_b) = 1 - 0.3 = 0.7 =&gt; -t_1 / (R_p C_b) = ln(0.7) =&gt; t_1 = -R_p C_b ln(0.7) ≈ 0.3567 * R_p C_b</w:t>
+            </w:r>
+          </w:p>
+        </w:tc>
+      </w:tr>
+    </w:tbl>
+    <w:p/>
     <w:p>
       <w:pPr>
         <w:pStyle w:val="ListNumber"/>
@@ -3116,91 +2910,97 @@
           <w:color w:val="282C34"/>
           <w:sz w:val="21"/>
         </w:rPr>
-        <w:t xml:space="preserve">Find time </w:t>
-      </w:r>
-      <w:r>
-        <w:rPr>
-          <w:i/>
-          <w:color w:val="145AA0"/>
-          <w:sz w:val="21"/>
-        </w:rPr>
-        <w:t>t_2</w:t>
-      </w:r>
-      <w:r>
-        <w:rPr>
-          <w:color w:val="282C34"/>
-          <w:sz w:val="21"/>
-        </w:rPr>
-        <w:t xml:space="preserve"> when </w:t>
-      </w:r>
-      <w:r>
-        <w:rPr>
-          <w:i/>
-          <w:color w:val="145AA0"/>
-          <w:sz w:val="21"/>
-        </w:rPr>
-        <w:t>V(t_2) = 0.7 × V_{DD</w:t>
-      </w:r>
-      <w:r>
-        <w:rPr>
-          <w:color w:val="282C34"/>
-          <w:sz w:val="21"/>
-        </w:rPr>
-        <w:t>:</w:t>
+        <w:t>Find time t_2 when V(t_2) = 0.7 * V_DD:</w:t>
       </w:r>
     </w:p>
-    <w:p>
-      <w:pPr>
-        <w:spacing w:after="80"/>
-      </w:pPr>
-      <w:r>
-        <w:rPr>
-          <w:i/>
-          <w:color w:val="145AA0"/>
-          <w:sz w:val="21"/>
-        </w:rPr>
-      </w:r>
-      <w:r>
-        <w:rPr>
-          <w:color w:val="282C34"/>
-          <w:sz w:val="21"/>
-        </w:rPr>
-        <w:t>0.7 \times V_{DD} = V_{DD} \left(1 - e^{-\frac{t_2}{R_p C_b}}\right)</w:t>
-      </w:r>
-      <w:r>
-        <w:rPr>
-          <w:i/>
-          <w:color w:val="145AA0"/>
-          <w:sz w:val="21"/>
-        </w:rPr>
-      </w:r>
-    </w:p>
-    <w:p>
-      <w:pPr>
-        <w:spacing w:after="80"/>
-      </w:pPr>
-      <w:r>
-        <w:rPr>
-          <w:i/>
-          <w:color w:val="145AA0"/>
-          <w:sz w:val="21"/>
-        </w:rPr>
-      </w:r>
-      <w:r>
-        <w:rPr>
-          <w:color w:val="282C34"/>
-          <w:sz w:val="21"/>
-        </w:rPr>
-        <w:t>e^{-\frac{t_2}{R_p C_b}} = 1 - 0.7 = 0.3 \implies -\frac{t_2}{R_p C_b} = \ln(0.3) \implies t_2 = -R_p C_b \ln(0.3) \approx 1.2040 \times R_p C_b</w:t>
-      </w:r>
-      <w:r>
-        <w:rPr>
-          <w:i/>
-          <w:color w:val="145AA0"/>
-          <w:sz w:val="21"/>
-        </w:rPr>
-      </w:r>
-    </w:p>
+    <w:tbl>
+      <w:tblPr>
+        <w:tblW w:type="auto" w:w="0"/>
+        <w:jc w:val="center"/>
+        <w:tblLook w:firstColumn="1" w:firstRow="1" w:lastColumn="0" w:lastRow="0" w:noHBand="0" w:noVBand="1" w:val="04A0"/>
+      </w:tblPr>
+      <w:tblGrid>
+        <w:gridCol w:w="9792"/>
+      </w:tblGrid>
+      <w:tr>
+        <w:tc>
+          <w:tcPr>
+            <w:tcW w:type="dxa" w:w="9792"/>
+            <w:shd w:fill="F5F6F8"/>
+            <w:tcMar>
+              <w:top w:w="80" w:type="dxa"/>
+              <w:bottom w:w="80" w:type="dxa"/>
+              <w:left w:w="140" w:type="dxa"/>
+              <w:right w:w="140" w:type="dxa"/>
+            </w:tcMar>
+            <w:tcBorders>
+              <w:left w:val="single" w:sz="18" w:space="0" w:color="CBD5E0"/>
+              <w:top w:val="none"/>
+              <w:right w:val="none"/>
+              <w:bottom w:val="none"/>
+            </w:tcBorders>
+          </w:tcPr>
+          <w:p>
+            <w:pPr>
+              <w:spacing w:line="240" w:lineRule="auto" w:after="0"/>
+            </w:pPr>
+            <w:r>
+              <w:rPr>
+                <w:rFonts w:ascii="Consolas" w:hAnsi="Consolas"/>
+                <w:color w:val="2D3748"/>
+                <w:sz w:val="18"/>
+              </w:rPr>
+              <w:t>0.7 * V_DD = V_DD (1 - e^-t_2 / (R_p C_b))</w:t>
+            </w:r>
+          </w:p>
+        </w:tc>
+      </w:tr>
+    </w:tbl>
+    <w:p/>
+    <w:tbl>
+      <w:tblPr>
+        <w:tblW w:type="auto" w:w="0"/>
+        <w:jc w:val="center"/>
+        <w:tblLook w:firstColumn="1" w:firstRow="1" w:lastColumn="0" w:lastRow="0" w:noHBand="0" w:noVBand="1" w:val="04A0"/>
+      </w:tblPr>
+      <w:tblGrid>
+        <w:gridCol w:w="9792"/>
+      </w:tblGrid>
+      <w:tr>
+        <w:tc>
+          <w:tcPr>
+            <w:tcW w:type="dxa" w:w="9792"/>
+            <w:shd w:fill="F5F6F8"/>
+            <w:tcMar>
+              <w:top w:w="80" w:type="dxa"/>
+              <w:bottom w:w="80" w:type="dxa"/>
+              <w:left w:w="140" w:type="dxa"/>
+              <w:right w:w="140" w:type="dxa"/>
+            </w:tcMar>
+            <w:tcBorders>
+              <w:left w:val="single" w:sz="18" w:space="0" w:color="CBD5E0"/>
+              <w:top w:val="none"/>
+              <w:right w:val="none"/>
+              <w:bottom w:val="none"/>
+            </w:tcBorders>
+          </w:tcPr>
+          <w:p>
+            <w:pPr>
+              <w:spacing w:line="240" w:lineRule="auto" w:after="0"/>
+            </w:pPr>
+            <w:r>
+              <w:rPr>
+                <w:rFonts w:ascii="Consolas" w:hAnsi="Consolas"/>
+                <w:color w:val="2D3748"/>
+                <w:sz w:val="18"/>
+              </w:rPr>
+              <w:t>e^-t_2 / (R_p C_b) = 1 - 0.7 = 0.3 =&gt; -t_2 / (R_p C_b) = ln(0.3) =&gt; t_2 = -R_p C_b ln(0.3) ≈ 1.2040 * R_p C_b</w:t>
+            </w:r>
+          </w:p>
+        </w:tc>
+      </w:tr>
+    </w:tbl>
+    <w:p/>
     <w:p>
       <w:pPr>
         <w:pStyle w:val="ListNumber"/>
@@ -3212,117 +3012,141 @@
           <w:color w:val="282C34"/>
           <w:sz w:val="21"/>
         </w:rPr>
-        <w:t xml:space="preserve">The total rise time </w:t>
-      </w:r>
-      <w:r>
-        <w:rPr>
-          <w:i/>
-          <w:color w:val="145AA0"/>
-          <w:sz w:val="21"/>
-        </w:rPr>
-        <w:t>t_r</w:t>
-      </w:r>
-      <w:r>
-        <w:rPr>
-          <w:color w:val="282C34"/>
-          <w:sz w:val="21"/>
-        </w:rPr>
-        <w:t xml:space="preserve"> is </w:t>
-      </w:r>
-      <w:r>
-        <w:rPr>
-          <w:i/>
-          <w:color w:val="145AA0"/>
-          <w:sz w:val="21"/>
-        </w:rPr>
-        <w:t>t_2 - t_1</w:t>
-      </w:r>
-      <w:r>
-        <w:rPr>
-          <w:color w:val="282C34"/>
-          <w:sz w:val="21"/>
-        </w:rPr>
-        <w:t>:</w:t>
+        <w:t>The total rise time t_r is t_2 - t_1:</w:t>
       </w:r>
     </w:p>
-    <w:p>
-      <w:pPr>
-        <w:spacing w:after="80"/>
-      </w:pPr>
-      <w:r>
-        <w:rPr>
-          <w:i/>
-          <w:color w:val="145AA0"/>
-          <w:sz w:val="21"/>
-        </w:rPr>
-      </w:r>
-      <w:r>
-        <w:rPr>
-          <w:color w:val="282C34"/>
-          <w:sz w:val="21"/>
-        </w:rPr>
-        <w:t>t_r = t_2 - t_1 = R_p C_b \left[\ln(0.7) - \ln(0.3)\right] = R_p C_b \ln\left(\frac{0.7}{0.3}\right) = R_p C_b \ln\left(\frac{7}{3}\right)</w:t>
-      </w:r>
-      <w:r>
-        <w:rPr>
-          <w:i/>
-          <w:color w:val="145AA0"/>
-          <w:sz w:val="21"/>
-        </w:rPr>
-      </w:r>
-    </w:p>
-    <w:p>
-      <w:pPr>
-        <w:spacing w:after="80"/>
-      </w:pPr>
-      <w:r>
-        <w:rPr>
-          <w:i/>
-          <w:color w:val="145AA0"/>
-          <w:sz w:val="21"/>
-        </w:rPr>
-      </w:r>
-      <w:r>
-        <w:rPr>
-          <w:color w:val="282C34"/>
-          <w:sz w:val="21"/>
-        </w:rPr>
-        <w:t>\ln\left(\frac{7}{3}\right) \approx 0.84729786 \approx 0.8473</w:t>
-      </w:r>
-      <w:r>
-        <w:rPr>
-          <w:i/>
-          <w:color w:val="145AA0"/>
-          <w:sz w:val="21"/>
-        </w:rPr>
-      </w:r>
-    </w:p>
-    <w:p>
-      <w:pPr>
-        <w:spacing w:after="80"/>
-      </w:pPr>
-      <w:r>
-        <w:rPr>
-          <w:i/>
-          <w:color w:val="145AA0"/>
-          <w:sz w:val="21"/>
-        </w:rPr>
-      </w:r>
-      <w:r>
-        <w:rPr>
-          <w:color w:val="282C34"/>
-          <w:sz w:val="21"/>
-        </w:rPr>
-        <w:t>t_r = 0.8473 \times R_p \times C_b</w:t>
-      </w:r>
-      <w:r>
-        <w:rPr>
-          <w:i/>
-          <w:color w:val="145AA0"/>
-          <w:sz w:val="21"/>
-        </w:rPr>
-      </w:r>
-    </w:p>
+    <w:tbl>
+      <w:tblPr>
+        <w:tblW w:type="auto" w:w="0"/>
+        <w:jc w:val="center"/>
+        <w:tblLook w:firstColumn="1" w:firstRow="1" w:lastColumn="0" w:lastRow="0" w:noHBand="0" w:noVBand="1" w:val="04A0"/>
+      </w:tblPr>
+      <w:tblGrid>
+        <w:gridCol w:w="9792"/>
+      </w:tblGrid>
+      <w:tr>
+        <w:tc>
+          <w:tcPr>
+            <w:tcW w:type="dxa" w:w="9792"/>
+            <w:shd w:fill="F5F6F8"/>
+            <w:tcMar>
+              <w:top w:w="80" w:type="dxa"/>
+              <w:bottom w:w="80" w:type="dxa"/>
+              <w:left w:w="140" w:type="dxa"/>
+              <w:right w:w="140" w:type="dxa"/>
+            </w:tcMar>
+            <w:tcBorders>
+              <w:left w:val="single" w:sz="18" w:space="0" w:color="CBD5E0"/>
+              <w:top w:val="none"/>
+              <w:right w:val="none"/>
+              <w:bottom w:val="none"/>
+            </w:tcBorders>
+          </w:tcPr>
+          <w:p>
+            <w:pPr>
+              <w:spacing w:line="240" w:lineRule="auto" w:after="0"/>
+            </w:pPr>
+            <w:r>
+              <w:rPr>
+                <w:rFonts w:ascii="Consolas" w:hAnsi="Consolas"/>
+                <w:color w:val="2D3748"/>
+                <w:sz w:val="18"/>
+              </w:rPr>
+              <w:t>t_r = t_2 - t_1 = R_p C_b [ln(0.7) - ln(0.3)] = R_p C_b ln(0.7 / 0.3) = R_p C_b ln(7 / 3)</w:t>
+            </w:r>
+          </w:p>
+        </w:tc>
+      </w:tr>
+    </w:tbl>
+    <w:p/>
+    <w:tbl>
+      <w:tblPr>
+        <w:tblW w:type="auto" w:w="0"/>
+        <w:jc w:val="center"/>
+        <w:tblLook w:firstColumn="1" w:firstRow="1" w:lastColumn="0" w:lastRow="0" w:noHBand="0" w:noVBand="1" w:val="04A0"/>
+      </w:tblPr>
+      <w:tblGrid>
+        <w:gridCol w:w="9792"/>
+      </w:tblGrid>
+      <w:tr>
+        <w:tc>
+          <w:tcPr>
+            <w:tcW w:type="dxa" w:w="9792"/>
+            <w:shd w:fill="F5F6F8"/>
+            <w:tcMar>
+              <w:top w:w="80" w:type="dxa"/>
+              <w:bottom w:w="80" w:type="dxa"/>
+              <w:left w:w="140" w:type="dxa"/>
+              <w:right w:w="140" w:type="dxa"/>
+            </w:tcMar>
+            <w:tcBorders>
+              <w:left w:val="single" w:sz="18" w:space="0" w:color="CBD5E0"/>
+              <w:top w:val="none"/>
+              <w:right w:val="none"/>
+              <w:bottom w:val="none"/>
+            </w:tcBorders>
+          </w:tcPr>
+          <w:p>
+            <w:pPr>
+              <w:spacing w:line="240" w:lineRule="auto" w:after="0"/>
+            </w:pPr>
+            <w:r>
+              <w:rPr>
+                <w:rFonts w:ascii="Consolas" w:hAnsi="Consolas"/>
+                <w:color w:val="2D3748"/>
+                <w:sz w:val="18"/>
+              </w:rPr>
+              <w:t>ln(7 / 3) ≈ 0.84729786 ≈ 0.8473</w:t>
+            </w:r>
+          </w:p>
+        </w:tc>
+      </w:tr>
+    </w:tbl>
+    <w:p/>
+    <w:tbl>
+      <w:tblPr>
+        <w:tblW w:type="auto" w:w="0"/>
+        <w:jc w:val="center"/>
+        <w:tblLook w:firstColumn="1" w:firstRow="1" w:lastColumn="0" w:lastRow="0" w:noHBand="0" w:noVBand="1" w:val="04A0"/>
+      </w:tblPr>
+      <w:tblGrid>
+        <w:gridCol w:w="9792"/>
+      </w:tblGrid>
+      <w:tr>
+        <w:tc>
+          <w:tcPr>
+            <w:tcW w:type="dxa" w:w="9792"/>
+            <w:shd w:fill="F5F6F8"/>
+            <w:tcMar>
+              <w:top w:w="80" w:type="dxa"/>
+              <w:bottom w:w="80" w:type="dxa"/>
+              <w:left w:w="140" w:type="dxa"/>
+              <w:right w:w="140" w:type="dxa"/>
+            </w:tcMar>
+            <w:tcBorders>
+              <w:left w:val="single" w:sz="18" w:space="0" w:color="CBD5E0"/>
+              <w:top w:val="none"/>
+              <w:right w:val="none"/>
+              <w:bottom w:val="none"/>
+            </w:tcBorders>
+          </w:tcPr>
+          <w:p>
+            <w:pPr>
+              <w:spacing w:line="240" w:lineRule="auto" w:after="0"/>
+            </w:pPr>
+            <w:r>
+              <w:rPr>
+                <w:rFonts w:ascii="Consolas" w:hAnsi="Consolas"/>
+                <w:color w:val="2D3748"/>
+                <w:sz w:val="18"/>
+              </w:rPr>
+              <w:t>t_r = 0.8473 * R_p * C_b</w:t>
+            </w:r>
+          </w:p>
+        </w:tc>
+      </w:tr>
+    </w:tbl>
+    <w:p/>
     <w:p>
       <w:pPr>
         <w:pStyle w:val="ListNumber"/>
@@ -3334,50 +3158,53 @@
           <w:color w:val="282C34"/>
           <w:sz w:val="21"/>
         </w:rPr>
-        <w:t xml:space="preserve">Rearranging for </w:t>
-      </w:r>
-      <w:r>
-        <w:rPr>
-          <w:i/>
-          <w:color w:val="145AA0"/>
-          <w:sz w:val="21"/>
-        </w:rPr>
-        <w:t>R_{p(max)</w:t>
-      </w:r>
-      <w:r>
-        <w:rPr>
-          <w:color w:val="282C34"/>
-          <w:sz w:val="21"/>
-        </w:rPr>
-        <w:t>:</w:t>
+        <w:t>Rearranging for R_p(max):</w:t>
       </w:r>
     </w:p>
-    <w:p>
-      <w:pPr>
-        <w:spacing w:after="80"/>
-      </w:pPr>
-      <w:r>
-        <w:rPr>
-          <w:i/>
-          <w:color w:val="145AA0"/>
-          <w:sz w:val="21"/>
-        </w:rPr>
-      </w:r>
-      <w:r>
-        <w:rPr>
-          <w:color w:val="282C34"/>
-          <w:sz w:val="21"/>
-        </w:rPr>
-        <w:t>\mathbf{R_{p(max)} = \frac{t_{r(max)}}{0.8473 \times C_b}}</w:t>
-      </w:r>
-      <w:r>
-        <w:rPr>
-          <w:i/>
-          <w:color w:val="145AA0"/>
-          <w:sz w:val="21"/>
-        </w:rPr>
-      </w:r>
-    </w:p>
+    <w:tbl>
+      <w:tblPr>
+        <w:tblW w:type="auto" w:w="0"/>
+        <w:jc w:val="center"/>
+        <w:tblLook w:firstColumn="1" w:firstRow="1" w:lastColumn="0" w:lastRow="0" w:noHBand="0" w:noVBand="1" w:val="04A0"/>
+      </w:tblPr>
+      <w:tblGrid>
+        <w:gridCol w:w="9792"/>
+      </w:tblGrid>
+      <w:tr>
+        <w:tc>
+          <w:tcPr>
+            <w:tcW w:type="dxa" w:w="9792"/>
+            <w:shd w:fill="F5F6F8"/>
+            <w:tcMar>
+              <w:top w:w="80" w:type="dxa"/>
+              <w:bottom w:w="80" w:type="dxa"/>
+              <w:left w:w="140" w:type="dxa"/>
+              <w:right w:w="140" w:type="dxa"/>
+            </w:tcMar>
+            <w:tcBorders>
+              <w:left w:val="single" w:sz="18" w:space="0" w:color="CBD5E0"/>
+              <w:top w:val="none"/>
+              <w:right w:val="none"/>
+              <w:bottom w:val="none"/>
+            </w:tcBorders>
+          </w:tcPr>
+          <w:p>
+            <w:pPr>
+              <w:spacing w:line="240" w:lineRule="auto" w:after="0"/>
+            </w:pPr>
+            <w:r>
+              <w:rPr>
+                <w:rFonts w:ascii="Consolas" w:hAnsi="Consolas"/>
+                <w:color w:val="2D3748"/>
+                <w:sz w:val="18"/>
+              </w:rPr>
+              <w:t>mathbf{R_p(max) = t_r(max) / (0.8473 * C_b)}</w:t>
+            </w:r>
+          </w:p>
+        </w:tc>
+      </w:tr>
+    </w:tbl>
+    <w:p/>
     <w:p>
       <w:pPr>
         <w:spacing w:before="80" w:after="80"/>
@@ -3396,24 +3223,7 @@
           <w:color w:val="4682B4"/>
           <w:sz w:val="24"/>
         </w:rPr>
-        <w:t>2.2 Derivation of Minimum Pull-Up Resistance (</w:t>
-      </w:r>
-      <w:r>
-        <w:rPr>
-          <w:b/>
-          <w:i/>
-          <w:color w:val="145AA0"/>
-          <w:sz w:val="24"/>
-        </w:rPr>
-        <w:t>R_{p(min)</w:t>
-      </w:r>
-      <w:r>
-        <w:rPr>
-          <w:b/>
-          <w:color w:val="4682B4"/>
-          <w:sz w:val="24"/>
-        </w:rPr>
-        <w:t>)</w:t>
+        <w:t>2.2 Derivation of Minimum Pull-Up Resistance (R_p(min))</w:t>
       </w:r>
     </w:p>
     <w:p>
@@ -3425,65 +3235,53 @@
           <w:color w:val="282C34"/>
           <w:sz w:val="21"/>
         </w:rPr>
-        <w:t xml:space="preserve">When any device asserts a logic LOW, its internal NMOS sinks current from </w:t>
-      </w:r>
-      <w:r>
-        <w:rPr>
-          <w:i/>
-          <w:color w:val="145AA0"/>
-          <w:sz w:val="21"/>
-        </w:rPr>
-        <w:t>V_{DD</w:t>
-      </w:r>
-      <w:r>
-        <w:rPr>
-          <w:color w:val="282C34"/>
-          <w:sz w:val="21"/>
-        </w:rPr>
-        <w:t xml:space="preserve"> through </w:t>
-      </w:r>
-      <w:r>
-        <w:rPr>
-          <w:i/>
-          <w:color w:val="145AA0"/>
-          <w:sz w:val="21"/>
-        </w:rPr>
-        <w:t>R_p</w:t>
-      </w:r>
-      <w:r>
-        <w:rPr>
-          <w:color w:val="282C34"/>
-          <w:sz w:val="21"/>
-        </w:rPr>
-        <w:t>:</w:t>
+        <w:t>When any device asserts a logic LOW, its internal NMOS sinks current from V_DD through R_p:</w:t>
       </w:r>
     </w:p>
-    <w:p>
-      <w:pPr>
-        <w:spacing w:after="80"/>
-      </w:pPr>
-      <w:r>
-        <w:rPr>
-          <w:i/>
-          <w:color w:val="145AA0"/>
-          <w:sz w:val="21"/>
-        </w:rPr>
-      </w:r>
-      <w:r>
-        <w:rPr>
-          <w:color w:val="282C34"/>
-          <w:sz w:val="21"/>
-        </w:rPr>
-        <w:t>I_{sink} = \frac{V_{DD} - V_{OL}}{R_p}</w:t>
-      </w:r>
-      <w:r>
-        <w:rPr>
-          <w:i/>
-          <w:color w:val="145AA0"/>
-          <w:sz w:val="21"/>
-        </w:rPr>
-      </w:r>
-    </w:p>
+    <w:tbl>
+      <w:tblPr>
+        <w:tblW w:type="auto" w:w="0"/>
+        <w:jc w:val="center"/>
+        <w:tblLook w:firstColumn="1" w:firstRow="1" w:lastColumn="0" w:lastRow="0" w:noHBand="0" w:noVBand="1" w:val="04A0"/>
+      </w:tblPr>
+      <w:tblGrid>
+        <w:gridCol w:w="9792"/>
+      </w:tblGrid>
+      <w:tr>
+        <w:tc>
+          <w:tcPr>
+            <w:tcW w:type="dxa" w:w="9792"/>
+            <w:shd w:fill="F5F6F8"/>
+            <w:tcMar>
+              <w:top w:w="80" w:type="dxa"/>
+              <w:bottom w:w="80" w:type="dxa"/>
+              <w:left w:w="140" w:type="dxa"/>
+              <w:right w:w="140" w:type="dxa"/>
+            </w:tcMar>
+            <w:tcBorders>
+              <w:left w:val="single" w:sz="18" w:space="0" w:color="CBD5E0"/>
+              <w:top w:val="none"/>
+              <w:right w:val="none"/>
+              <w:bottom w:val="none"/>
+            </w:tcBorders>
+          </w:tcPr>
+          <w:p>
+            <w:pPr>
+              <w:spacing w:line="240" w:lineRule="auto" w:after="0"/>
+            </w:pPr>
+            <w:r>
+              <w:rPr>
+                <w:rFonts w:ascii="Consolas" w:hAnsi="Consolas"/>
+                <w:color w:val="2D3748"/>
+                <w:sz w:val="18"/>
+              </w:rPr>
+              <w:t>I_sink = (V_DD - V_OL) / R_p</w:t>
+            </w:r>
+          </w:p>
+        </w:tc>
+      </w:tr>
+    </w:tbl>
+    <w:p/>
     <w:p>
       <w:pPr>
         <w:spacing w:after="80"/>
@@ -3493,80 +3291,53 @@
           <w:color w:val="282C34"/>
           <w:sz w:val="21"/>
         </w:rPr>
-        <w:t>To guarantee that the LOW-level voltage remains below the maximum allowable threshold (</w:t>
-      </w:r>
-      <w:r>
-        <w:rPr>
-          <w:i/>
-          <w:color w:val="145AA0"/>
-          <w:sz w:val="21"/>
-        </w:rPr>
-        <w:t>V_{OL(max) = 0.4\,V</w:t>
-      </w:r>
-      <w:r>
-        <w:rPr>
-          <w:color w:val="282C34"/>
-          <w:sz w:val="21"/>
-        </w:rPr>
-        <w:t>) while staying within the driver's rated sink capacity (</w:t>
-      </w:r>
-      <w:r>
-        <w:rPr>
-          <w:i/>
-          <w:color w:val="145AA0"/>
-          <w:sz w:val="21"/>
-        </w:rPr>
-        <w:t>I_{OL</w:t>
-      </w:r>
-      <w:r>
-        <w:rPr>
-          <w:color w:val="282C34"/>
-          <w:sz w:val="21"/>
-        </w:rPr>
-        <w:t xml:space="preserve">, typically </w:t>
-      </w:r>
-      <w:r>
-        <w:rPr>
-          <w:i/>
-          <w:color w:val="145AA0"/>
-          <w:sz w:val="21"/>
-        </w:rPr>
-        <w:t>3.0\,mA</w:t>
-      </w:r>
-      <w:r>
-        <w:rPr>
-          <w:color w:val="282C34"/>
-          <w:sz w:val="21"/>
-        </w:rPr>
-        <w:t xml:space="preserve"> for Standard/Fast mode):</w:t>
+        <w:t>To guarantee that the LOW-level voltage remains below the maximum allowable threshold (V_OL(max) = 0.4 V) while staying within the driver's rated sink capacity (I_OL, typically 3.0 mA for Standard/Fast mode):</w:t>
       </w:r>
     </w:p>
-    <w:p>
-      <w:pPr>
-        <w:spacing w:after="80"/>
-      </w:pPr>
-      <w:r>
-        <w:rPr>
-          <w:i/>
-          <w:color w:val="145AA0"/>
-          <w:sz w:val="21"/>
-        </w:rPr>
-      </w:r>
-      <w:r>
-        <w:rPr>
-          <w:color w:val="282C34"/>
-          <w:sz w:val="21"/>
-        </w:rPr>
-        <w:t>\mathbf{R_{p(min)} = \frac{V_{DD} - V_{OL(max)}}{I_{OL}}}</w:t>
-      </w:r>
-      <w:r>
-        <w:rPr>
-          <w:i/>
-          <w:color w:val="145AA0"/>
-          <w:sz w:val="21"/>
-        </w:rPr>
-      </w:r>
-    </w:p>
+    <w:tbl>
+      <w:tblPr>
+        <w:tblW w:type="auto" w:w="0"/>
+        <w:jc w:val="center"/>
+        <w:tblLook w:firstColumn="1" w:firstRow="1" w:lastColumn="0" w:lastRow="0" w:noHBand="0" w:noVBand="1" w:val="04A0"/>
+      </w:tblPr>
+      <w:tblGrid>
+        <w:gridCol w:w="9792"/>
+      </w:tblGrid>
+      <w:tr>
+        <w:tc>
+          <w:tcPr>
+            <w:tcW w:type="dxa" w:w="9792"/>
+            <w:shd w:fill="F5F6F8"/>
+            <w:tcMar>
+              <w:top w:w="80" w:type="dxa"/>
+              <w:bottom w:w="80" w:type="dxa"/>
+              <w:left w:w="140" w:type="dxa"/>
+              <w:right w:w="140" w:type="dxa"/>
+            </w:tcMar>
+            <w:tcBorders>
+              <w:left w:val="single" w:sz="18" w:space="0" w:color="CBD5E0"/>
+              <w:top w:val="none"/>
+              <w:right w:val="none"/>
+              <w:bottom w:val="none"/>
+            </w:tcBorders>
+          </w:tcPr>
+          <w:p>
+            <w:pPr>
+              <w:spacing w:line="240" w:lineRule="auto" w:after="0"/>
+            </w:pPr>
+            <w:r>
+              <w:rPr>
+                <w:rFonts w:ascii="Consolas" w:hAnsi="Consolas"/>
+                <w:color w:val="2D3748"/>
+                <w:sz w:val="18"/>
+              </w:rPr>
+              <w:t>mathbf{R_p(min) = (V_DD - V_OL(max)) / I_OL}</w:t>
+            </w:r>
+          </w:p>
+        </w:tc>
+      </w:tr>
+    </w:tbl>
+    <w:p/>
     <w:p>
       <w:pPr>
         <w:spacing w:before="80" w:after="80"/>
@@ -3598,16 +3369,7 @@
           <w:color w:val="282C34"/>
           <w:sz w:val="22"/>
         </w:rPr>
-        <w:t xml:space="preserve">Case 1: 3.3V Fast-mode (400 kHz) System with </w:t>
-      </w:r>
-      <w:r>
-        <w:rPr>
-          <w:b/>
-          <w:i/>
-          <w:color w:val="145AA0"/>
-          <w:sz w:val="22"/>
-        </w:rPr>
-        <w:t>C_b = 180\,pF</w:t>
+        <w:t>Case 1: 3.3V Fast-mode (400 kHz) System with C_b = 180 pF</w:t>
       </w:r>
     </w:p>
     <w:p>
@@ -3640,11 +3402,10 @@
       </w:pPr>
       <w:r>
         <w:rPr>
-          <w:i/>
-          <w:color w:val="145AA0"/>
+          <w:color w:val="282C34"/>
           <w:sz w:val="21"/>
         </w:rPr>
-        <w:t>V_{DD = 3.3\,V</w:t>
+        <w:t>V_DD = 3.3 V</w:t>
       </w:r>
     </w:p>
     <w:p>
@@ -3658,60 +3419,7 @@
           <w:color w:val="282C34"/>
           <w:sz w:val="21"/>
         </w:rPr>
-        <w:t>Speed: Fast-mode (</w:t>
-      </w:r>
-      <w:r>
-        <w:rPr>
-          <w:i/>
-          <w:color w:val="145AA0"/>
-          <w:sz w:val="21"/>
-        </w:rPr>
-        <w:t>400\,kHz</w:t>
-      </w:r>
-      <w:r>
-        <w:rPr>
-          <w:color w:val="282C34"/>
-          <w:sz w:val="21"/>
-        </w:rPr>
-        <w:t xml:space="preserve">) </w:t>
-      </w:r>
-      <w:r>
-        <w:rPr>
-          <w:i/>
-          <w:color w:val="145AA0"/>
-          <w:sz w:val="21"/>
-        </w:rPr>
-        <w:t>\implies t_{r(max) = 300\,ns</w:t>
-      </w:r>
-      <w:r>
-        <w:rPr>
-          <w:color w:val="282C34"/>
-          <w:sz w:val="21"/>
-        </w:rPr>
-        <w:t xml:space="preserve">, </w:t>
-      </w:r>
-      <w:r>
-        <w:rPr>
-          <w:i/>
-          <w:color w:val="145AA0"/>
-          <w:sz w:val="21"/>
-        </w:rPr>
-        <w:t>I_{OL = 3.0\,mA</w:t>
-      </w:r>
-      <w:r>
-        <w:rPr>
-          <w:color w:val="282C34"/>
-          <w:sz w:val="21"/>
-        </w:rPr>
-        <w:t xml:space="preserve">, </w:t>
-      </w:r>
-      <w:r>
-        <w:rPr>
-          <w:i/>
-          <w:color w:val="145AA0"/>
-          <w:sz w:val="21"/>
-        </w:rPr>
-        <w:t>V_{OL = 0.4\,V</w:t>
+        <w:t>Speed: Fast-mode (400 kHz) =&gt; t_r(max) = 300 ns, I_OL = 3.0 mA, V_OL = 0.4 V</w:t>
       </w:r>
     </w:p>
     <w:p>
@@ -3725,15 +3433,7 @@
           <w:color w:val="282C34"/>
           <w:sz w:val="21"/>
         </w:rPr>
-        <w:t xml:space="preserve">Total estimated bus capacitance: </w:t>
-      </w:r>
-      <w:r>
-        <w:rPr>
-          <w:i/>
-          <w:color w:val="145AA0"/>
-          <w:sz w:val="21"/>
-        </w:rPr>
-        <w:t>C_b = 180\,pF</w:t>
+        <w:t>Total estimated bus capacitance: C_b = 180 pF</w:t>
       </w:r>
     </w:p>
     <w:p>
@@ -3748,7 +3448,7 @@
           <w:color w:val="282C34"/>
           <w:sz w:val="21"/>
         </w:rPr>
-        <w:t>Calculate $R_{p(min)}$</w:t>
+        <w:t>Calculate R_p(min)</w:t>
       </w:r>
       <w:r>
         <w:rPr>
@@ -3758,32 +3458,50 @@
         <w:t>:</w:t>
       </w:r>
     </w:p>
-    <w:p>
-      <w:pPr>
-        <w:spacing w:after="80"/>
-      </w:pPr>
-      <w:r>
-        <w:rPr>
-          <w:i/>
-          <w:color w:val="145AA0"/>
-          <w:sz w:val="21"/>
-        </w:rPr>
-      </w:r>
-      <w:r>
-        <w:rPr>
-          <w:color w:val="282C34"/>
-          <w:sz w:val="21"/>
-        </w:rPr>
-        <w:t>R_{p(min)} = \frac{3.3\,\text{V} - 0.4\,\text{V}}{3.0 \times 10^{-3}\,\text{A}} = \frac{2.9\,\text{V}}{0.003\,\text{A}} \approx \mathbf{966.7\,\Omega}</w:t>
-      </w:r>
-      <w:r>
-        <w:rPr>
-          <w:i/>
-          <w:color w:val="145AA0"/>
-          <w:sz w:val="21"/>
-        </w:rPr>
-      </w:r>
-    </w:p>
+    <w:tbl>
+      <w:tblPr>
+        <w:tblW w:type="auto" w:w="0"/>
+        <w:jc w:val="center"/>
+        <w:tblLook w:firstColumn="1" w:firstRow="1" w:lastColumn="0" w:lastRow="0" w:noHBand="0" w:noVBand="1" w:val="04A0"/>
+      </w:tblPr>
+      <w:tblGrid>
+        <w:gridCol w:w="9792"/>
+      </w:tblGrid>
+      <w:tr>
+        <w:tc>
+          <w:tcPr>
+            <w:tcW w:type="dxa" w:w="9792"/>
+            <w:shd w:fill="F5F6F8"/>
+            <w:tcMar>
+              <w:top w:w="80" w:type="dxa"/>
+              <w:bottom w:w="80" w:type="dxa"/>
+              <w:left w:w="140" w:type="dxa"/>
+              <w:right w:w="140" w:type="dxa"/>
+            </w:tcMar>
+            <w:tcBorders>
+              <w:left w:val="single" w:sz="18" w:space="0" w:color="CBD5E0"/>
+              <w:top w:val="none"/>
+              <w:right w:val="none"/>
+              <w:bottom w:val="none"/>
+            </w:tcBorders>
+          </w:tcPr>
+          <w:p>
+            <w:pPr>
+              <w:spacing w:line="240" w:lineRule="auto" w:after="0"/>
+            </w:pPr>
+            <w:r>
+              <w:rPr>
+                <w:rFonts w:ascii="Consolas" w:hAnsi="Consolas"/>
+                <w:color w:val="2D3748"/>
+                <w:sz w:val="18"/>
+              </w:rPr>
+              <w:t>R_p(min) = (3.3 V - 0.4 V) / (3.0 * 10^-3 A) = 2.9 V / 0.003 A ≈ 966.7 Ω</w:t>
+            </w:r>
+          </w:p>
+        </w:tc>
+      </w:tr>
+    </w:tbl>
+    <w:p/>
     <w:p>
       <w:pPr>
         <w:pStyle w:val="ListNumber"/>
@@ -3796,7 +3514,7 @@
           <w:color w:val="282C34"/>
           <w:sz w:val="21"/>
         </w:rPr>
-        <w:t>Calculate $R_{p(max)}$</w:t>
+        <w:t>Calculate R_p(max)</w:t>
       </w:r>
       <w:r>
         <w:rPr>
@@ -3806,32 +3524,50 @@
         <w:t>:</w:t>
       </w:r>
     </w:p>
-    <w:p>
-      <w:pPr>
-        <w:spacing w:after="80"/>
-      </w:pPr>
-      <w:r>
-        <w:rPr>
-          <w:i/>
-          <w:color w:val="145AA0"/>
-          <w:sz w:val="21"/>
-        </w:rPr>
-      </w:r>
-      <w:r>
-        <w:rPr>
-          <w:color w:val="282C34"/>
-          <w:sz w:val="21"/>
-        </w:rPr>
-        <w:t>R_{p(max)} = \frac{300 \times 10^{-9}\,\text{s}}{0.8473 \times (180 \times 10^{-12}\,\text{F})} = \frac{300 \times 10^{-9}}{1.5251 \times 10^{-10}} \approx \mathbf{1967\,\Omega} \ (1.97\,\text{k}\Omega)</w:t>
-      </w:r>
-      <w:r>
-        <w:rPr>
-          <w:i/>
-          <w:color w:val="145AA0"/>
-          <w:sz w:val="21"/>
-        </w:rPr>
-      </w:r>
-    </w:p>
+    <w:tbl>
+      <w:tblPr>
+        <w:tblW w:type="auto" w:w="0"/>
+        <w:jc w:val="center"/>
+        <w:tblLook w:firstColumn="1" w:firstRow="1" w:lastColumn="0" w:lastRow="0" w:noHBand="0" w:noVBand="1" w:val="04A0"/>
+      </w:tblPr>
+      <w:tblGrid>
+        <w:gridCol w:w="9792"/>
+      </w:tblGrid>
+      <w:tr>
+        <w:tc>
+          <w:tcPr>
+            <w:tcW w:type="dxa" w:w="9792"/>
+            <w:shd w:fill="F5F6F8"/>
+            <w:tcMar>
+              <w:top w:w="80" w:type="dxa"/>
+              <w:bottom w:w="80" w:type="dxa"/>
+              <w:left w:w="140" w:type="dxa"/>
+              <w:right w:w="140" w:type="dxa"/>
+            </w:tcMar>
+            <w:tcBorders>
+              <w:left w:val="single" w:sz="18" w:space="0" w:color="CBD5E0"/>
+              <w:top w:val="none"/>
+              <w:right w:val="none"/>
+              <w:bottom w:val="none"/>
+            </w:tcBorders>
+          </w:tcPr>
+          <w:p>
+            <w:pPr>
+              <w:spacing w:line="240" w:lineRule="auto" w:after="0"/>
+            </w:pPr>
+            <w:r>
+              <w:rPr>
+                <w:rFonts w:ascii="Consolas" w:hAnsi="Consolas"/>
+                <w:color w:val="2D3748"/>
+                <w:sz w:val="18"/>
+              </w:rPr>
+              <w:t>R_p(max) = (300 * 10^-9 s) / (0.8473 * (180 * 10^-12 F)) = (300 * 10^-9) / (1.5251 * 10^-10) ≈ 1967 Ω \ (1.97 kΩ)</w:t>
+            </w:r>
+          </w:p>
+        </w:tc>
+      </w:tr>
+    </w:tbl>
+    <w:p/>
     <w:p>
       <w:pPr>
         <w:pStyle w:val="ListNumber"/>
@@ -3873,7 +3609,7 @@
           <w:color w:val="282C34"/>
           <w:sz w:val="21"/>
         </w:rPr>
-        <w:t>$967\,\Omega \le R_p \le 1967\,\Omega$</w:t>
+        <w:t>967 Ω &lt;= R_p &lt;= 1967 Ω</w:t>
       </w:r>
       <w:r>
         <w:rPr>
@@ -3894,112 +3630,7 @@
           <w:color w:val="282C34"/>
           <w:sz w:val="21"/>
         </w:rPr>
-        <w:t xml:space="preserve">Standard E24 Resistors in this window: </w:t>
-      </w:r>
-      <w:r>
-        <w:rPr>
-          <w:i/>
-          <w:color w:val="145AA0"/>
-          <w:sz w:val="21"/>
-        </w:rPr>
-        <w:t>1.0\,k\Omega</w:t>
-      </w:r>
-      <w:r>
-        <w:rPr>
-          <w:color w:val="282C34"/>
-          <w:sz w:val="21"/>
-        </w:rPr>
-        <w:t xml:space="preserve">, </w:t>
-      </w:r>
-      <w:r>
-        <w:rPr>
-          <w:i/>
-          <w:color w:val="145AA0"/>
-          <w:sz w:val="21"/>
-        </w:rPr>
-        <w:t>1.1\,k\Omega</w:t>
-      </w:r>
-      <w:r>
-        <w:rPr>
-          <w:color w:val="282C34"/>
-          <w:sz w:val="21"/>
-        </w:rPr>
-        <w:t xml:space="preserve">, </w:t>
-      </w:r>
-      <w:r>
-        <w:rPr>
-          <w:i/>
-          <w:color w:val="145AA0"/>
-          <w:sz w:val="21"/>
-        </w:rPr>
-        <w:t>1.2\,k\Omega</w:t>
-      </w:r>
-      <w:r>
-        <w:rPr>
-          <w:color w:val="282C34"/>
-          <w:sz w:val="21"/>
-        </w:rPr>
-        <w:t xml:space="preserve">, </w:t>
-      </w:r>
-      <w:r>
-        <w:rPr>
-          <w:i/>
-          <w:color w:val="145AA0"/>
-          <w:sz w:val="21"/>
-        </w:rPr>
-        <w:t>1.3\,k\Omega</w:t>
-      </w:r>
-      <w:r>
-        <w:rPr>
-          <w:color w:val="282C34"/>
-          <w:sz w:val="21"/>
-        </w:rPr>
-        <w:t xml:space="preserve">, </w:t>
-      </w:r>
-      <w:r>
-        <w:rPr>
-          <w:i/>
-          <w:color w:val="145AA0"/>
-          <w:sz w:val="21"/>
-        </w:rPr>
-        <w:t>1.5\,k\Omega</w:t>
-      </w:r>
-      <w:r>
-        <w:rPr>
-          <w:color w:val="282C34"/>
-          <w:sz w:val="21"/>
-        </w:rPr>
-        <w:t xml:space="preserve">, </w:t>
-      </w:r>
-      <w:r>
-        <w:rPr>
-          <w:i/>
-          <w:color w:val="145AA0"/>
-          <w:sz w:val="21"/>
-        </w:rPr>
-        <w:t>1.6\,k\Omega</w:t>
-      </w:r>
-      <w:r>
-        <w:rPr>
-          <w:color w:val="282C34"/>
-          <w:sz w:val="21"/>
-        </w:rPr>
-        <w:t xml:space="preserve">, </w:t>
-      </w:r>
-      <w:r>
-        <w:rPr>
-          <w:i/>
-          <w:color w:val="145AA0"/>
-          <w:sz w:val="21"/>
-        </w:rPr>
-        <w:t>1.8\,k\Omega</w:t>
-      </w:r>
-      <w:r>
-        <w:rPr>
-          <w:color w:val="282C34"/>
-          <w:sz w:val="21"/>
-        </w:rPr>
-        <w:t>.</w:t>
+        <w:t>Standard E24 Resistors in this window: 1.0 kΩ, 1.1 kΩ, 1.2 kΩ, 1.3 kΩ, 1.5 kΩ, 1.6 kΩ, 1.8 kΩ.</w:t>
       </w:r>
     </w:p>
     <w:p>
@@ -4014,7 +3645,7 @@
           <w:color w:val="282C34"/>
           <w:sz w:val="21"/>
         </w:rPr>
-        <w:t>Recommended Choice: $1.5\,\text{k}\Omega$ or $1.8\,\text{k}\Omega$</w:t>
+        <w:t>Recommended Choice: 1.5 kΩ or 1.8 kΩ</w:t>
       </w:r>
       <w:r>
         <w:rPr>
@@ -4035,76 +3666,97 @@
           <w:color w:val="282C34"/>
           <w:sz w:val="21"/>
         </w:rPr>
-        <w:t xml:space="preserve">With </w:t>
-      </w:r>
-      <w:r>
-        <w:rPr>
-          <w:i/>
-          <w:color w:val="145AA0"/>
-          <w:sz w:val="21"/>
-        </w:rPr>
-        <w:t>R_p = 1.5\,k\Omega</w:t>
-      </w:r>
-      <w:r>
-        <w:rPr>
-          <w:color w:val="282C34"/>
-          <w:sz w:val="21"/>
-        </w:rPr>
-        <w:t>:</w:t>
+        <w:t>With R_p = 1.5 kΩ:</w:t>
       </w:r>
     </w:p>
-    <w:p>
-      <w:pPr>
-        <w:spacing w:after="80"/>
-      </w:pPr>
-      <w:r>
-        <w:rPr>
-          <w:i/>
-          <w:color w:val="145AA0"/>
-          <w:sz w:val="21"/>
-        </w:rPr>
-      </w:r>
-      <w:r>
-        <w:rPr>
-          <w:color w:val="282C34"/>
-          <w:sz w:val="21"/>
-        </w:rPr>
-        <w:t>t_r = 0.8473 \times 1500 \times (180 \times 10^{-12}) = 228.8\,\text{ns} \quad (&lt; 300\,\text{ns spec, PASS})</w:t>
-      </w:r>
-      <w:r>
-        <w:rPr>
-          <w:i/>
-          <w:color w:val="145AA0"/>
-          <w:sz w:val="21"/>
-        </w:rPr>
-      </w:r>
-    </w:p>
-    <w:p>
-      <w:pPr>
-        <w:spacing w:after="80"/>
-      </w:pPr>
-      <w:r>
-        <w:rPr>
-          <w:i/>
-          <w:color w:val="145AA0"/>
-          <w:sz w:val="21"/>
-        </w:rPr>
-      </w:r>
-      <w:r>
-        <w:rPr>
-          <w:color w:val="282C34"/>
-          <w:sz w:val="21"/>
-        </w:rPr>
-        <w:t>I_{sink} = \frac{3.3 - 0.4}{1500} = 1.93\,\text{mA} \quad (&lt; 3.0\,\text{mA spec, PASS})</w:t>
-      </w:r>
-      <w:r>
-        <w:rPr>
-          <w:i/>
-          <w:color w:val="145AA0"/>
-          <w:sz w:val="21"/>
-        </w:rPr>
-      </w:r>
-    </w:p>
+    <w:tbl>
+      <w:tblPr>
+        <w:tblW w:type="auto" w:w="0"/>
+        <w:jc w:val="center"/>
+        <w:tblLook w:firstColumn="1" w:firstRow="1" w:lastColumn="0" w:lastRow="0" w:noHBand="0" w:noVBand="1" w:val="04A0"/>
+      </w:tblPr>
+      <w:tblGrid>
+        <w:gridCol w:w="9792"/>
+      </w:tblGrid>
+      <w:tr>
+        <w:tc>
+          <w:tcPr>
+            <w:tcW w:type="dxa" w:w="9792"/>
+            <w:shd w:fill="F5F6F8"/>
+            <w:tcMar>
+              <w:top w:w="80" w:type="dxa"/>
+              <w:bottom w:w="80" w:type="dxa"/>
+              <w:left w:w="140" w:type="dxa"/>
+              <w:right w:w="140" w:type="dxa"/>
+            </w:tcMar>
+            <w:tcBorders>
+              <w:left w:val="single" w:sz="18" w:space="0" w:color="CBD5E0"/>
+              <w:top w:val="none"/>
+              <w:right w:val="none"/>
+              <w:bottom w:val="none"/>
+            </w:tcBorders>
+          </w:tcPr>
+          <w:p>
+            <w:pPr>
+              <w:spacing w:line="240" w:lineRule="auto" w:after="0"/>
+            </w:pPr>
+            <w:r>
+              <w:rPr>
+                <w:rFonts w:ascii="Consolas" w:hAnsi="Consolas"/>
+                <w:color w:val="2D3748"/>
+                <w:sz w:val="18"/>
+              </w:rPr>
+              <w:t>t_r = 0.8473 * 1500 * (180 * 10^-12) = 228.8 ns (&lt; 300 ns spec, PASS)</w:t>
+            </w:r>
+          </w:p>
+        </w:tc>
+      </w:tr>
+    </w:tbl>
+    <w:p/>
+    <w:tbl>
+      <w:tblPr>
+        <w:tblW w:type="auto" w:w="0"/>
+        <w:jc w:val="center"/>
+        <w:tblLook w:firstColumn="1" w:firstRow="1" w:lastColumn="0" w:lastRow="0" w:noHBand="0" w:noVBand="1" w:val="04A0"/>
+      </w:tblPr>
+      <w:tblGrid>
+        <w:gridCol w:w="9792"/>
+      </w:tblGrid>
+      <w:tr>
+        <w:tc>
+          <w:tcPr>
+            <w:tcW w:type="dxa" w:w="9792"/>
+            <w:shd w:fill="F5F6F8"/>
+            <w:tcMar>
+              <w:top w:w="80" w:type="dxa"/>
+              <w:bottom w:w="80" w:type="dxa"/>
+              <w:left w:w="140" w:type="dxa"/>
+              <w:right w:w="140" w:type="dxa"/>
+            </w:tcMar>
+            <w:tcBorders>
+              <w:left w:val="single" w:sz="18" w:space="0" w:color="CBD5E0"/>
+              <w:top w:val="none"/>
+              <w:right w:val="none"/>
+              <w:bottom w:val="none"/>
+            </w:tcBorders>
+          </w:tcPr>
+          <w:p>
+            <w:pPr>
+              <w:spacing w:line="240" w:lineRule="auto" w:after="0"/>
+            </w:pPr>
+            <w:r>
+              <w:rPr>
+                <w:rFonts w:ascii="Consolas" w:hAnsi="Consolas"/>
+                <w:color w:val="2D3748"/>
+                <w:sz w:val="18"/>
+              </w:rPr>
+              <w:t>I_sink = (3.3 - 0.4) / 1500 = 1.93 mA (&lt; 3.0 mA spec, PASS)</w:t>
+            </w:r>
+          </w:p>
+        </w:tc>
+      </w:tr>
+    </w:tbl>
+    <w:p/>
     <w:p>
       <w:pPr>
         <w:spacing w:before="80" w:after="80"/>
@@ -4123,24 +3775,7 @@
           <w:color w:val="282C34"/>
           <w:sz w:val="22"/>
         </w:rPr>
-        <w:t>Case 2: 5.0V Standard-mode (100 kHz) High-Capacitance Bus (</w:t>
-      </w:r>
-      <w:r>
-        <w:rPr>
-          <w:b/>
-          <w:i/>
-          <w:color w:val="145AA0"/>
-          <w:sz w:val="22"/>
-        </w:rPr>
-        <w:t>C_b = 350\,pF</w:t>
-      </w:r>
-      <w:r>
-        <w:rPr>
-          <w:b/>
-          <w:color w:val="282C34"/>
-          <w:sz w:val="22"/>
-        </w:rPr>
-        <w:t>)</w:t>
+        <w:t>Case 2: 5.0V Standard-mode (100 kHz) High-Capacitance Bus (C_b = 350 pF)</w:t>
       </w:r>
     </w:p>
     <w:p>
@@ -4173,71 +3808,10 @@
       </w:pPr>
       <w:r>
         <w:rPr>
-          <w:i/>
-          <w:color w:val="145AA0"/>
-          <w:sz w:val="21"/>
-        </w:rPr>
-        <w:t>V_{DD = 5.0\,V</w:t>
-      </w:r>
-      <w:r>
-        <w:rPr>
           <w:color w:val="282C34"/>
           <w:sz w:val="21"/>
         </w:rPr>
-        <w:t xml:space="preserve">, </w:t>
-      </w:r>
-      <w:r>
-        <w:rPr>
-          <w:i/>
-          <w:color w:val="145AA0"/>
-          <w:sz w:val="21"/>
-        </w:rPr>
-        <w:t>t_{r(max) = 1000\,ns</w:t>
-      </w:r>
-      <w:r>
-        <w:rPr>
-          <w:color w:val="282C34"/>
-          <w:sz w:val="21"/>
-        </w:rPr>
-        <w:t xml:space="preserve">, </w:t>
-      </w:r>
-      <w:r>
-        <w:rPr>
-          <w:i/>
-          <w:color w:val="145AA0"/>
-          <w:sz w:val="21"/>
-        </w:rPr>
-        <w:t>I_{OL = 3.0\,mA</w:t>
-      </w:r>
-      <w:r>
-        <w:rPr>
-          <w:color w:val="282C34"/>
-          <w:sz w:val="21"/>
-        </w:rPr>
-        <w:t xml:space="preserve">, </w:t>
-      </w:r>
-      <w:r>
-        <w:rPr>
-          <w:i/>
-          <w:color w:val="145AA0"/>
-          <w:sz w:val="21"/>
-        </w:rPr>
-        <w:t>V_{OL = 0.4\,V</w:t>
-      </w:r>
-      <w:r>
-        <w:rPr>
-          <w:color w:val="282C34"/>
-          <w:sz w:val="21"/>
-        </w:rPr>
-        <w:t xml:space="preserve">, </w:t>
-      </w:r>
-      <w:r>
-        <w:rPr>
-          <w:i/>
-          <w:color w:val="145AA0"/>
-          <w:sz w:val="21"/>
-        </w:rPr>
-        <w:t>C_b = 350\,pF</w:t>
+        <w:t>V_DD = 5.0 V, t_r(max) = 1000 ns, I_OL = 3.0 mA, V_OL = 0.4 V, C_b = 350 pF</w:t>
       </w:r>
     </w:p>
     <w:p>
@@ -4252,7 +3826,7 @@
           <w:color w:val="282C34"/>
           <w:sz w:val="21"/>
         </w:rPr>
-        <w:t>Calculate $R_{p(min)}$</w:t>
+        <w:t>Calculate R_p(min)</w:t>
       </w:r>
       <w:r>
         <w:rPr>
@@ -4262,32 +3836,50 @@
         <w:t>:</w:t>
       </w:r>
     </w:p>
-    <w:p>
-      <w:pPr>
-        <w:spacing w:after="80"/>
-      </w:pPr>
-      <w:r>
-        <w:rPr>
-          <w:i/>
-          <w:color w:val="145AA0"/>
-          <w:sz w:val="21"/>
-        </w:rPr>
-      </w:r>
-      <w:r>
-        <w:rPr>
-          <w:color w:val="282C34"/>
-          <w:sz w:val="21"/>
-        </w:rPr>
-        <w:t>R_{p(min)} = \frac{5.0\,\text{V} - 0.4\,\text{V}}{0.003\,\text{A}} = \frac{4.6\,\text{V}}{0.003\,\text{A}} \approx \mathbf{1533\,\Omega} \ (1.53\,\text{k}\Omega)</w:t>
-      </w:r>
-      <w:r>
-        <w:rPr>
-          <w:i/>
-          <w:color w:val="145AA0"/>
-          <w:sz w:val="21"/>
-        </w:rPr>
-      </w:r>
-    </w:p>
+    <w:tbl>
+      <w:tblPr>
+        <w:tblW w:type="auto" w:w="0"/>
+        <w:jc w:val="center"/>
+        <w:tblLook w:firstColumn="1" w:firstRow="1" w:lastColumn="0" w:lastRow="0" w:noHBand="0" w:noVBand="1" w:val="04A0"/>
+      </w:tblPr>
+      <w:tblGrid>
+        <w:gridCol w:w="9792"/>
+      </w:tblGrid>
+      <w:tr>
+        <w:tc>
+          <w:tcPr>
+            <w:tcW w:type="dxa" w:w="9792"/>
+            <w:shd w:fill="F5F6F8"/>
+            <w:tcMar>
+              <w:top w:w="80" w:type="dxa"/>
+              <w:bottom w:w="80" w:type="dxa"/>
+              <w:left w:w="140" w:type="dxa"/>
+              <w:right w:w="140" w:type="dxa"/>
+            </w:tcMar>
+            <w:tcBorders>
+              <w:left w:val="single" w:sz="18" w:space="0" w:color="CBD5E0"/>
+              <w:top w:val="none"/>
+              <w:right w:val="none"/>
+              <w:bottom w:val="none"/>
+            </w:tcBorders>
+          </w:tcPr>
+          <w:p>
+            <w:pPr>
+              <w:spacing w:line="240" w:lineRule="auto" w:after="0"/>
+            </w:pPr>
+            <w:r>
+              <w:rPr>
+                <w:rFonts w:ascii="Consolas" w:hAnsi="Consolas"/>
+                <w:color w:val="2D3748"/>
+                <w:sz w:val="18"/>
+              </w:rPr>
+              <w:t>R_p(min) = (5.0 V - 0.4 V) / 0.003 A = 4.6 V / 0.003 A ≈ 1533 Ω \ (1.53 kΩ)</w:t>
+            </w:r>
+          </w:p>
+        </w:tc>
+      </w:tr>
+    </w:tbl>
+    <w:p/>
     <w:p>
       <w:pPr>
         <w:pStyle w:val="ListNumber"/>
@@ -4300,7 +3892,7 @@
           <w:color w:val="282C34"/>
           <w:sz w:val="21"/>
         </w:rPr>
-        <w:t>Calculate $R_{p(max)}$</w:t>
+        <w:t>Calculate R_p(max)</w:t>
       </w:r>
       <w:r>
         <w:rPr>
@@ -4310,32 +3902,50 @@
         <w:t>:</w:t>
       </w:r>
     </w:p>
-    <w:p>
-      <w:pPr>
-        <w:spacing w:after="80"/>
-      </w:pPr>
-      <w:r>
-        <w:rPr>
-          <w:i/>
-          <w:color w:val="145AA0"/>
-          <w:sz w:val="21"/>
-        </w:rPr>
-      </w:r>
-      <w:r>
-        <w:rPr>
-          <w:color w:val="282C34"/>
-          <w:sz w:val="21"/>
-        </w:rPr>
-        <w:t>R_{p(max)} = \frac{1000 \times 10^{-9}\,\text{s}}{0.8473 \times (350 \times 10^{-12}\,\text{F})} = \frac{1000 \times 10^{-9}}{2.9656 \times 10^{-10}} \approx \mathbf{3372\,\Omega} \ (3.37\,\text{k}\Omega)</w:t>
-      </w:r>
-      <w:r>
-        <w:rPr>
-          <w:i/>
-          <w:color w:val="145AA0"/>
-          <w:sz w:val="21"/>
-        </w:rPr>
-      </w:r>
-    </w:p>
+    <w:tbl>
+      <w:tblPr>
+        <w:tblW w:type="auto" w:w="0"/>
+        <w:jc w:val="center"/>
+        <w:tblLook w:firstColumn="1" w:firstRow="1" w:lastColumn="0" w:lastRow="0" w:noHBand="0" w:noVBand="1" w:val="04A0"/>
+      </w:tblPr>
+      <w:tblGrid>
+        <w:gridCol w:w="9792"/>
+      </w:tblGrid>
+      <w:tr>
+        <w:tc>
+          <w:tcPr>
+            <w:tcW w:type="dxa" w:w="9792"/>
+            <w:shd w:fill="F5F6F8"/>
+            <w:tcMar>
+              <w:top w:w="80" w:type="dxa"/>
+              <w:bottom w:w="80" w:type="dxa"/>
+              <w:left w:w="140" w:type="dxa"/>
+              <w:right w:w="140" w:type="dxa"/>
+            </w:tcMar>
+            <w:tcBorders>
+              <w:left w:val="single" w:sz="18" w:space="0" w:color="CBD5E0"/>
+              <w:top w:val="none"/>
+              <w:right w:val="none"/>
+              <w:bottom w:val="none"/>
+            </w:tcBorders>
+          </w:tcPr>
+          <w:p>
+            <w:pPr>
+              <w:spacing w:line="240" w:lineRule="auto" w:after="0"/>
+            </w:pPr>
+            <w:r>
+              <w:rPr>
+                <w:rFonts w:ascii="Consolas" w:hAnsi="Consolas"/>
+                <w:color w:val="2D3748"/>
+                <w:sz w:val="18"/>
+              </w:rPr>
+              <w:t>R_p(max) = (1000 * 10^-9 s) / (0.8473 * (350 * 10^-12 F)) = (1000 * 10^-9) / (2.9656 * 10^-10) ≈ 3372 Ω \ (3.37 kΩ)</w:t>
+            </w:r>
+          </w:p>
+        </w:tc>
+      </w:tr>
+    </w:tbl>
+    <w:p/>
     <w:p>
       <w:pPr>
         <w:pStyle w:val="ListNumber"/>
@@ -4377,7 +3987,7 @@
           <w:color w:val="282C34"/>
           <w:sz w:val="21"/>
         </w:rPr>
-        <w:t>$1.53\,\text{k}\Omega \le R_p \le 3.37\,\text{k}\Omega$</w:t>
+        <w:t>1.53 kΩ &lt;= R_p &lt;= 3.37 kΩ</w:t>
       </w:r>
       <w:r>
         <w:rPr>
@@ -4399,7 +4009,7 @@
           <w:color w:val="282C34"/>
           <w:sz w:val="21"/>
         </w:rPr>
-        <w:t>Recommended Standard Choice: $2.2\,\text{k}\Omega$ or $2.7\,\text{k}\Omega$</w:t>
+        <w:t>Recommended Standard Choice: 2.2 kΩ or 2.7 kΩ</w:t>
       </w:r>
       <w:r>
         <w:rPr>
@@ -4427,24 +4037,7 @@
           <w:color w:val="184C78"/>
           <w:sz w:val="28"/>
         </w:rPr>
-        <w:t>3. Bus Capacitance (</w:t>
-      </w:r>
-      <w:r>
-        <w:rPr>
-          <w:b/>
-          <w:i/>
-          <w:color w:val="145AA0"/>
-          <w:sz w:val="28"/>
-        </w:rPr>
-        <w:t>C_b</w:t>
-      </w:r>
-      <w:r>
-        <w:rPr>
-          <w:b/>
-          <w:color w:val="184C78"/>
-          <w:sz w:val="28"/>
-        </w:rPr>
-        <w:t>) Budgeting</w:t>
+        <w:t>3. Bus Capacitance (C_b) Budgeting</w:t>
       </w:r>
     </w:p>
     <w:p>
@@ -4456,48 +4049,119 @@
           <w:color w:val="282C34"/>
           <w:sz w:val="21"/>
         </w:rPr>
-        <w:t xml:space="preserve">Bus capacitance </w:t>
-      </w:r>
-      <w:r>
-        <w:rPr>
-          <w:i/>
-          <w:color w:val="145AA0"/>
-          <w:sz w:val="21"/>
-        </w:rPr>
-        <w:t>C_b</w:t>
-      </w:r>
-      <w:r>
-        <w:rPr>
-          <w:color w:val="282C34"/>
-          <w:sz w:val="21"/>
-        </w:rPr>
-        <w:t xml:space="preserve"> is the sum of three physical contributors:</w:t>
+        <w:t>Bus capacitance C_b is the sum of three physical contributors:</w:t>
       </w:r>
     </w:p>
+    <w:tbl>
+      <w:tblPr>
+        <w:tblW w:type="auto" w:w="0"/>
+        <w:jc w:val="center"/>
+        <w:tblLook w:firstColumn="1" w:firstRow="1" w:lastColumn="0" w:lastRow="0" w:noHBand="0" w:noVBand="1" w:val="04A0"/>
+      </w:tblPr>
+      <w:tblGrid>
+        <w:gridCol w:w="9792"/>
+      </w:tblGrid>
+      <w:tr>
+        <w:tc>
+          <w:tcPr>
+            <w:tcW w:type="dxa" w:w="9792"/>
+            <w:shd w:fill="F5F6F8"/>
+            <w:tcMar>
+              <w:top w:w="80" w:type="dxa"/>
+              <w:bottom w:w="80" w:type="dxa"/>
+              <w:left w:w="140" w:type="dxa"/>
+              <w:right w:w="140" w:type="dxa"/>
+            </w:tcMar>
+            <w:tcBorders>
+              <w:left w:val="single" w:sz="18" w:space="0" w:color="CBD5E0"/>
+              <w:top w:val="none"/>
+              <w:right w:val="none"/>
+              <w:bottom w:val="none"/>
+            </w:tcBorders>
+          </w:tcPr>
+          <w:p>
+            <w:pPr>
+              <w:spacing w:line="240" w:lineRule="auto" w:after="0"/>
+            </w:pPr>
+            <w:r>
+              <w:rPr>
+                <w:rFonts w:ascii="Consolas" w:hAnsi="Consolas"/>
+                <w:color w:val="2D3748"/>
+                <w:sz w:val="18"/>
+              </w:rPr>
+              <w:t>C_b = C_trace + Sum(C_pin) + C_cable</w:t>
+            </w:r>
+          </w:p>
+        </w:tc>
+      </w:tr>
+    </w:tbl>
+    <w:p/>
     <w:p>
       <w:pPr>
         <w:spacing w:after="80"/>
       </w:pPr>
       <w:r>
         <w:rPr>
-          <w:i/>
-          <w:color w:val="145AA0"/>
+          <w:color w:val="282C34"/>
           <w:sz w:val="21"/>
         </w:rPr>
+        <w:t>Where:</w:t>
       </w:r>
+    </w:p>
+    <w:p>
+      <w:pPr>
+        <w:pStyle w:val="ListBullet"/>
+        <w:spacing w:after="40"/>
+        <w:ind w:left="360"/>
+      </w:pPr>
       <w:r>
         <w:rPr>
           <w:color w:val="282C34"/>
           <w:sz w:val="21"/>
         </w:rPr>
-        <w:t>C_b = C_{trace} + \sum C_{pin} + C_{cable}</w:t>
+        <w:t>C_b: Total bus capacitive load per signal line (pF)</w:t>
       </w:r>
+    </w:p>
+    <w:p>
+      <w:pPr>
+        <w:pStyle w:val="ListBullet"/>
+        <w:spacing w:after="40"/>
+        <w:ind w:left="360"/>
+      </w:pPr>
       <w:r>
         <w:rPr>
-          <w:i/>
-          <w:color w:val="145AA0"/>
+          <w:color w:val="282C34"/>
           <w:sz w:val="21"/>
         </w:rPr>
+        <w:t>C_trace: Parasitic capacitance of PCB copper traces (~1.5 to 2.5 pF/inch) (pF)</w:t>
+      </w:r>
+    </w:p>
+    <w:p>
+      <w:pPr>
+        <w:pStyle w:val="ListBullet"/>
+        <w:spacing w:after="40"/>
+        <w:ind w:left="360"/>
+      </w:pPr>
+      <w:r>
+        <w:rPr>
+          <w:color w:val="282C34"/>
+          <w:sz w:val="21"/>
+        </w:rPr>
+        <w:t>Sum(C_pin): Combined input pin capacitance of all connected transceivers and MCUs (pF)</w:t>
+      </w:r>
+    </w:p>
+    <w:p>
+      <w:pPr>
+        <w:pStyle w:val="ListBullet"/>
+        <w:spacing w:after="40"/>
+        <w:ind w:left="360"/>
+      </w:pPr>
+      <w:r>
+        <w:rPr>
+          <w:color w:val="282C34"/>
+          <w:sz w:val="21"/>
+        </w:rPr>
+        <w:t>C_cable: Parasitic capacitance of external wiring harness or cable (~30 to 60 pF/m) (pF)</w:t>
       </w:r>
     </w:p>
     <w:tbl>
@@ -4568,7 +4232,7 @@
           <w:color w:val="282C34"/>
           <w:sz w:val="21"/>
         </w:rPr>
-        <w:t>PCB Trace Capacitance ($C_{trace}$)</w:t>
+        <w:t>PCB Trace Capacitance (C_trace)</w:t>
       </w:r>
       <w:r>
         <w:rPr>
@@ -4589,65 +4253,53 @@
           <w:color w:val="282C34"/>
           <w:sz w:val="21"/>
         </w:rPr>
-        <w:t>For standard 4-layer FR4 boards (</w:t>
-      </w:r>
-      <w:r>
-        <w:rPr>
-          <w:i/>
-          <w:color w:val="145AA0"/>
-          <w:sz w:val="21"/>
-        </w:rPr>
-        <w:t>H = 0.1--0.2\,mm</w:t>
-      </w:r>
-      <w:r>
-        <w:rPr>
-          <w:color w:val="282C34"/>
-          <w:sz w:val="21"/>
-        </w:rPr>
-        <w:t xml:space="preserve"> prepreg, </w:t>
-      </w:r>
-      <w:r>
-        <w:rPr>
-          <w:i/>
-          <w:color w:val="145AA0"/>
-          <w:sz w:val="21"/>
-        </w:rPr>
-        <w:t>\varepsilon_r \approx 4.2--4.5</w:t>
-      </w:r>
-      <w:r>
-        <w:rPr>
-          <w:color w:val="282C34"/>
-          <w:sz w:val="21"/>
-        </w:rPr>
-        <w:t>):</w:t>
+        <w:t>For standard 4-layer FR4 boards (H = 0.1--0.2 mm prepreg, varepsilon_r ≈ 4.2--4.5):</w:t>
       </w:r>
     </w:p>
-    <w:p>
-      <w:pPr>
-        <w:spacing w:after="80"/>
-      </w:pPr>
-      <w:r>
-        <w:rPr>
-          <w:i/>
-          <w:color w:val="145AA0"/>
-          <w:sz w:val="21"/>
-        </w:rPr>
-      </w:r>
-      <w:r>
-        <w:rPr>
-          <w:color w:val="282C34"/>
-          <w:sz w:val="21"/>
-        </w:rPr>
-        <w:t>\text{Trace Capacitance} \approx 1.5\text{ to }2.5\,\text{pF per inch} \ (0.6\text{ to }1.0\,\text{pF per cm})</w:t>
-      </w:r>
-      <w:r>
-        <w:rPr>
-          <w:i/>
-          <w:color w:val="145AA0"/>
-          <w:sz w:val="21"/>
-        </w:rPr>
-      </w:r>
-    </w:p>
+    <w:tbl>
+      <w:tblPr>
+        <w:tblW w:type="auto" w:w="0"/>
+        <w:jc w:val="center"/>
+        <w:tblLook w:firstColumn="1" w:firstRow="1" w:lastColumn="0" w:lastRow="0" w:noHBand="0" w:noVBand="1" w:val="04A0"/>
+      </w:tblPr>
+      <w:tblGrid>
+        <w:gridCol w:w="9792"/>
+      </w:tblGrid>
+      <w:tr>
+        <w:tc>
+          <w:tcPr>
+            <w:tcW w:type="dxa" w:w="9792"/>
+            <w:shd w:fill="F5F6F8"/>
+            <w:tcMar>
+              <w:top w:w="80" w:type="dxa"/>
+              <w:bottom w:w="80" w:type="dxa"/>
+              <w:left w:w="140" w:type="dxa"/>
+              <w:right w:w="140" w:type="dxa"/>
+            </w:tcMar>
+            <w:tcBorders>
+              <w:left w:val="single" w:sz="18" w:space="0" w:color="CBD5E0"/>
+              <w:top w:val="none"/>
+              <w:right w:val="none"/>
+              <w:bottom w:val="none"/>
+            </w:tcBorders>
+          </w:tcPr>
+          <w:p>
+            <w:pPr>
+              <w:spacing w:line="240" w:lineRule="auto" w:after="0"/>
+            </w:pPr>
+            <w:r>
+              <w:rPr>
+                <w:rFonts w:ascii="Consolas" w:hAnsi="Consolas"/>
+                <w:color w:val="2D3748"/>
+                <w:sz w:val="18"/>
+              </w:rPr>
+              <w:t>Trace Capacitance ≈ 1.5 to 2.5 pF per inch \ (0.6 to 1.0 pF per cm)</w:t>
+            </w:r>
+          </w:p>
+        </w:tc>
+      </w:tr>
+    </w:tbl>
+    <w:p/>
     <w:p>
       <w:pPr>
         <w:pStyle w:val="ListBullet"/>
@@ -4659,52 +4311,7 @@
           <w:color w:val="282C34"/>
           <w:sz w:val="21"/>
         </w:rPr>
-        <w:t xml:space="preserve">A </w:t>
-      </w:r>
-      <w:r>
-        <w:rPr>
-          <w:i/>
-          <w:color w:val="145AA0"/>
-          <w:sz w:val="21"/>
-        </w:rPr>
-        <w:t>15\,cm</w:t>
-      </w:r>
-      <w:r>
-        <w:rPr>
-          <w:color w:val="282C34"/>
-          <w:sz w:val="21"/>
-        </w:rPr>
-        <w:t xml:space="preserve"> (</w:t>
-      </w:r>
-      <w:r>
-        <w:rPr>
-          <w:i/>
-          <w:color w:val="145AA0"/>
-          <w:sz w:val="21"/>
-        </w:rPr>
-        <w:t>6\,inch</w:t>
-      </w:r>
-      <w:r>
-        <w:rPr>
-          <w:color w:val="282C34"/>
-          <w:sz w:val="21"/>
-        </w:rPr>
-        <w:t xml:space="preserve">) PCB routing run contributes </w:t>
-      </w:r>
-      <w:r>
-        <w:rPr>
-          <w:i/>
-          <w:color w:val="145AA0"/>
-          <w:sz w:val="21"/>
-        </w:rPr>
-        <w:t>\approx 10--15\,pF</w:t>
-      </w:r>
-      <w:r>
-        <w:rPr>
-          <w:color w:val="282C34"/>
-          <w:sz w:val="21"/>
-        </w:rPr>
-        <w:t>.</w:t>
+        <w:t>A 15 cm (6 inch) PCB routing run contributes ≈ 10--15 pF.</w:t>
       </w:r>
     </w:p>
     <w:p>
@@ -4719,7 +4326,7 @@
           <w:color w:val="282C34"/>
           <w:sz w:val="21"/>
         </w:rPr>
-        <w:t>Device Pin Capacitance ($C_{pin}$)</w:t>
+        <w:t>Device Pin Capacitance (C_pin)</w:t>
       </w:r>
       <w:r>
         <w:rPr>
@@ -4762,7 +4369,7 @@
           <w:color w:val="282C34"/>
           <w:sz w:val="21"/>
         </w:rPr>
-        <w:t>$5\text{ to }10\,\text{pF}$ per device</w:t>
+        <w:t>5 to 10 pF per device</w:t>
       </w:r>
       <w:r>
         <w:rPr>
@@ -4783,22 +4390,7 @@
           <w:color w:val="282C34"/>
           <w:sz w:val="21"/>
         </w:rPr>
-        <w:t xml:space="preserve">Connecting 8 sensors contributes </w:t>
-      </w:r>
-      <w:r>
-        <w:rPr>
-          <w:i/>
-          <w:color w:val="145AA0"/>
-          <w:sz w:val="21"/>
-        </w:rPr>
-        <w:t>8 × 10\,pF = 80\,pF</w:t>
-      </w:r>
-      <w:r>
-        <w:rPr>
-          <w:color w:val="282C34"/>
-          <w:sz w:val="21"/>
-        </w:rPr>
-        <w:t>.</w:t>
+        <w:t>Connecting 8 sensors contributes 8 * 10 pF = 80 pF.</w:t>
       </w:r>
     </w:p>
     <w:p>
@@ -4813,7 +4405,7 @@
           <w:color w:val="282C34"/>
           <w:sz w:val="21"/>
         </w:rPr>
-        <w:t>Cables &amp; Connectors ($C_{cable}$)</w:t>
+        <w:t>Cables &amp; Connectors (C_cable)</w:t>
       </w:r>
       <w:r>
         <w:rPr>
@@ -4837,32 +4429,50 @@
         <w:t>Off-board wiring, ribbon cables, or harness connections:</w:t>
       </w:r>
     </w:p>
-    <w:p>
-      <w:pPr>
-        <w:spacing w:after="80"/>
-      </w:pPr>
-      <w:r>
-        <w:rPr>
-          <w:i/>
-          <w:color w:val="145AA0"/>
-          <w:sz w:val="21"/>
-        </w:rPr>
-      </w:r>
-      <w:r>
-        <w:rPr>
-          <w:color w:val="282C34"/>
-          <w:sz w:val="21"/>
-        </w:rPr>
-        <w:t>\text{Ribbon Cable / Twisted Pair} \approx 30\text{ to }60\,\text{pF per meter}</w:t>
-      </w:r>
-      <w:r>
-        <w:rPr>
-          <w:i/>
-          <w:color w:val="145AA0"/>
-          <w:sz w:val="21"/>
-        </w:rPr>
-      </w:r>
-    </w:p>
+    <w:tbl>
+      <w:tblPr>
+        <w:tblW w:type="auto" w:w="0"/>
+        <w:jc w:val="center"/>
+        <w:tblLook w:firstColumn="1" w:firstRow="1" w:lastColumn="0" w:lastRow="0" w:noHBand="0" w:noVBand="1" w:val="04A0"/>
+      </w:tblPr>
+      <w:tblGrid>
+        <w:gridCol w:w="9792"/>
+      </w:tblGrid>
+      <w:tr>
+        <w:tc>
+          <w:tcPr>
+            <w:tcW w:type="dxa" w:w="9792"/>
+            <w:shd w:fill="F5F6F8"/>
+            <w:tcMar>
+              <w:top w:w="80" w:type="dxa"/>
+              <w:bottom w:w="80" w:type="dxa"/>
+              <w:left w:w="140" w:type="dxa"/>
+              <w:right w:w="140" w:type="dxa"/>
+            </w:tcMar>
+            <w:tcBorders>
+              <w:left w:val="single" w:sz="18" w:space="0" w:color="CBD5E0"/>
+              <w:top w:val="none"/>
+              <w:right w:val="none"/>
+              <w:bottom w:val="none"/>
+            </w:tcBorders>
+          </w:tcPr>
+          <w:p>
+            <w:pPr>
+              <w:spacing w:line="240" w:lineRule="auto" w:after="0"/>
+            </w:pPr>
+            <w:r>
+              <w:rPr>
+                <w:rFonts w:ascii="Consolas" w:hAnsi="Consolas"/>
+                <w:color w:val="2D3748"/>
+                <w:sz w:val="18"/>
+              </w:rPr>
+              <w:t>Ribbon Cable / Twisted Pair ≈ 30 to 60 pF per meter</w:t>
+            </w:r>
+          </w:p>
+        </w:tc>
+      </w:tr>
+    </w:tbl>
+    <w:p/>
     <w:p>
       <w:pPr>
         <w:pStyle w:val="ListBullet"/>
@@ -4874,22 +4484,7 @@
           <w:color w:val="282C34"/>
           <w:sz w:val="21"/>
         </w:rPr>
-        <w:t xml:space="preserve">A 1-meter external cable alone can add </w:t>
-      </w:r>
-      <w:r>
-        <w:rPr>
-          <w:i/>
-          <w:color w:val="145AA0"/>
-          <w:sz w:val="21"/>
-        </w:rPr>
-        <w:t>50\,pF</w:t>
-      </w:r>
-      <w:r>
-        <w:rPr>
-          <w:color w:val="282C34"/>
-          <w:sz w:val="21"/>
-        </w:rPr>
-        <w:t>.</w:t>
+        <w:t>A 1-meter external cable alone can add 50 pF.</w:t>
       </w:r>
     </w:p>
     <w:p>
@@ -4922,37 +4517,7 @@
           <w:color w:val="282C34"/>
           <w:sz w:val="21"/>
         </w:rPr>
-        <w:t xml:space="preserve">When bus capacitance exceeds the standard </w:t>
-      </w:r>
-      <w:r>
-        <w:rPr>
-          <w:i/>
-          <w:color w:val="145AA0"/>
-          <w:sz w:val="21"/>
-        </w:rPr>
-        <w:t>400\,pF</w:t>
-      </w:r>
-      <w:r>
-        <w:rPr>
-          <w:color w:val="282C34"/>
-          <w:sz w:val="21"/>
-        </w:rPr>
-        <w:t xml:space="preserve"> limit or bus length exceeds </w:t>
-      </w:r>
-      <w:r>
-        <w:rPr>
-          <w:i/>
-          <w:color w:val="145AA0"/>
-          <w:sz w:val="21"/>
-        </w:rPr>
-        <w:t>1--2\,meters</w:t>
-      </w:r>
-      <w:r>
-        <w:rPr>
-          <w:color w:val="282C34"/>
-          <w:sz w:val="21"/>
-        </w:rPr>
-        <w:t>, passive pull-up resistors become ineffective. Use the following hardware solutions:</w:t>
+        <w:t>When bus capacitance exceeds the standard 400 pF limit or bus length exceeds 1--2 meters, passive pull-up resistors become ineffective. Use the following hardware solutions:</w:t>
       </w:r>
     </w:p>
     <w:p>
@@ -4993,22 +4558,7 @@
           <w:color w:val="282C34"/>
           <w:sz w:val="21"/>
         </w:rPr>
-        <w:t>Detects the start of a rising edge (</w:t>
-      </w:r>
-      <w:r>
-        <w:rPr>
-          <w:i/>
-          <w:color w:val="145AA0"/>
-          <w:sz w:val="21"/>
-        </w:rPr>
-        <w:t>dV/dt</w:t>
-      </w:r>
-      <w:r>
-        <w:rPr>
-          <w:color w:val="282C34"/>
-          <w:sz w:val="21"/>
-        </w:rPr>
-        <w:t>).</w:t>
+        <w:t>Detects the start of a rising edge (dV/dt).</w:t>
       </w:r>
     </w:p>
     <w:p>
@@ -5022,82 +4572,7 @@
           <w:color w:val="282C34"/>
           <w:sz w:val="21"/>
         </w:rPr>
-        <w:t xml:space="preserve">When the bus passes a threshold, it activates a high-current slew-rate boost circuit that injects current directly into the line for </w:t>
-      </w:r>
-      <w:r>
-        <w:rPr>
-          <w:i/>
-          <w:color w:val="145AA0"/>
-          <w:sz w:val="21"/>
-        </w:rPr>
-        <w:t>\sim 30\,ns</w:t>
-      </w:r>
-      <w:r>
-        <w:rPr>
-          <w:color w:val="282C34"/>
-          <w:sz w:val="21"/>
-        </w:rPr>
-        <w:t xml:space="preserve">, snapping the rising edge to </w:t>
-      </w:r>
-      <w:r>
-        <w:rPr>
-          <w:i/>
-          <w:color w:val="145AA0"/>
-          <w:sz w:val="21"/>
-        </w:rPr>
-        <w:t>V_{DD</w:t>
-      </w:r>
-      <w:r>
-        <w:rPr>
-          <w:color w:val="282C34"/>
-          <w:sz w:val="21"/>
-        </w:rPr>
-        <w:t xml:space="preserve"> in </w:t>
-      </w:r>
-      <w:r>
-        <w:rPr>
-          <w:i/>
-          <w:color w:val="145AA0"/>
-          <w:sz w:val="21"/>
-        </w:rPr>
-        <w:t>&lt; 50\,ns</w:t>
-      </w:r>
-      <w:r>
-        <w:rPr>
-          <w:color w:val="282C34"/>
-          <w:sz w:val="21"/>
-        </w:rPr>
-        <w:t xml:space="preserve"> regardless of large </w:t>
-      </w:r>
-      <w:r>
-        <w:rPr>
-          <w:i/>
-          <w:color w:val="145AA0"/>
-          <w:sz w:val="21"/>
-        </w:rPr>
-        <w:t>C_b</w:t>
-      </w:r>
-      <w:r>
-        <w:rPr>
-          <w:color w:val="282C34"/>
-          <w:sz w:val="21"/>
-        </w:rPr>
-        <w:t xml:space="preserve"> (up to </w:t>
-      </w:r>
-      <w:r>
-        <w:rPr>
-          <w:i/>
-          <w:color w:val="145AA0"/>
-          <w:sz w:val="21"/>
-        </w:rPr>
-        <w:t>4000\,pF</w:t>
-      </w:r>
-      <w:r>
-        <w:rPr>
-          <w:color w:val="282C34"/>
-          <w:sz w:val="21"/>
-        </w:rPr>
-        <w:t>).</w:t>
+        <w:t>When the bus passes a threshold, it activates a high-current slew-rate boost circuit that injects current directly into the line for sim 30 ns, snapping the rising edge to V_DD in &lt; 50 ns regardless of large C_b (up to 4000 pF).</w:t>
       </w:r>
     </w:p>
     <w:tbl>
@@ -5196,37 +4671,7 @@
           <w:color w:val="282C34"/>
           <w:sz w:val="21"/>
         </w:rPr>
-        <w:t>Capacitance on Segment A (</w:t>
-      </w:r>
-      <w:r>
-        <w:rPr>
-          <w:i/>
-          <w:color w:val="145AA0"/>
-          <w:sz w:val="21"/>
-        </w:rPr>
-        <w:t>C_{b1</w:t>
-      </w:r>
-      <w:r>
-        <w:rPr>
-          <w:color w:val="282C34"/>
-          <w:sz w:val="21"/>
-        </w:rPr>
-        <w:t>) does not load Segment B (</w:t>
-      </w:r>
-      <w:r>
-        <w:rPr>
-          <w:i/>
-          <w:color w:val="145AA0"/>
-          <w:sz w:val="21"/>
-        </w:rPr>
-        <w:t>C_{b2</w:t>
-      </w:r>
-      <w:r>
-        <w:rPr>
-          <w:color w:val="282C34"/>
-          <w:sz w:val="21"/>
-        </w:rPr>
-        <w:t>).</w:t>
+        <w:t>Capacitance on Segment A (C_b1) does not load Segment B (C_b2).</w:t>
       </w:r>
     </w:p>
     <w:p>
@@ -5282,37 +4727,7 @@
           <w:color w:val="282C34"/>
           <w:sz w:val="21"/>
         </w:rPr>
-        <w:t xml:space="preserve"> (</w:t>
-      </w:r>
-      <w:r>
-        <w:rPr>
-          <w:i/>
-          <w:color w:val="145AA0"/>
-          <w:sz w:val="21"/>
-        </w:rPr>
-        <w:t>DSDA+ / DSDA-</w:t>
-      </w:r>
-      <w:r>
-        <w:rPr>
-          <w:color w:val="282C34"/>
-          <w:sz w:val="21"/>
-        </w:rPr>
-        <w:t xml:space="preserve"> and </w:t>
-      </w:r>
-      <w:r>
-        <w:rPr>
-          <w:i/>
-          <w:color w:val="145AA0"/>
-          <w:sz w:val="21"/>
-        </w:rPr>
-        <w:t>DSCL+ / DSCL-</w:t>
-      </w:r>
-      <w:r>
-        <w:rPr>
-          <w:color w:val="282C34"/>
-          <w:sz w:val="21"/>
-        </w:rPr>
-        <w:t>).</w:t>
+        <w:t xml:space="preserve"> (DSDA+ / DSDA- and DSCL+ / DSCL-).</w:t>
       </w:r>
     </w:p>
     <w:p>
@@ -5517,7 +4932,7 @@
           <w:color w:val="282C34"/>
           <w:sz w:val="21"/>
         </w:rPr>
-        <w:t>$3 \times \text{Trace Width}$ ($3W$ rule)</w:t>
+        <w:t>3 * Trace Width (3W rule)</w:t>
       </w:r>
       <w:r>
         <w:rPr>
@@ -5539,7 +4954,7 @@
           <w:color w:val="282C34"/>
           <w:sz w:val="21"/>
         </w:rPr>
-        <w:t>Series Damping Resistors ($R_s$)</w:t>
+        <w:t>Series Damping Resistors (R_s)</w:t>
       </w:r>
       <w:r>
         <w:rPr>
@@ -5560,22 +4975,7 @@
           <w:color w:val="282C34"/>
           <w:sz w:val="21"/>
         </w:rPr>
-        <w:t>Insert series resistors (</w:t>
-      </w:r>
-      <w:r>
-        <w:rPr>
-          <w:i/>
-          <w:color w:val="145AA0"/>
-          <w:sz w:val="21"/>
-        </w:rPr>
-        <w:t>R_s = 22\,\Omega to 100\,\Omega</w:t>
-      </w:r>
-      <w:r>
-        <w:rPr>
-          <w:color w:val="282C34"/>
-          <w:sz w:val="21"/>
-        </w:rPr>
-        <w:t>) on SDA and SCL located immediately adjacent to the microcontroller pins.</w:t>
+        <w:t>Insert series resistors (R_s = 22 Ω to 100 Ω) on SDA and SCL located immediately adjacent to the microcontroller pins.</w:t>
       </w:r>
     </w:p>
     <w:p>
@@ -5586,18 +4986,10 @@
       </w:pPr>
       <w:r>
         <w:rPr>
-          <w:i/>
-          <w:color w:val="145AA0"/>
-          <w:sz w:val="21"/>
-        </w:rPr>
-        <w:t>R_s</w:t>
-      </w:r>
-      <w:r>
-        <w:rPr>
           <w:color w:val="282C34"/>
           <w:sz w:val="21"/>
         </w:rPr>
-        <w:t xml:space="preserve"> dampens ringing, absorbs reflections caused by fast active falling edges, and provides basic ESD / overcurrent protection for IO pins.</w:t>
+        <w:t>R_s dampens ringing, absorbs reflections caused by fast active falling edges, and provides basic ESD / overcurrent protection for IO pins.</w:t>
       </w:r>
     </w:p>
     <w:p>
@@ -5903,22 +5295,7 @@
                 <w:color w:val="282C34"/>
                 <w:sz w:val="18"/>
               </w:rPr>
-              <w:t xml:space="preserve">1. Verify 7-bit vs 8-bit shifted address format.&lt;br&gt;2. Check </w:t>
-            </w:r>
-            <w:r>
-              <w:rPr>
-                <w:i/>
-                <w:color w:val="145AA0"/>
-                <w:sz w:val="18"/>
-              </w:rPr>
-              <w:t>V_{DD</w:t>
-            </w:r>
-            <w:r>
-              <w:rPr>
-                <w:color w:val="282C34"/>
-                <w:sz w:val="18"/>
-              </w:rPr>
-              <w:t xml:space="preserve"> pin on sensor with DMM.&lt;br&gt;3. Verify RESET pin is pulled HIGH (not held in reset).</w:t>
+              <w:t>1. Verify 7-bit vs 8-bit shifted address format.&lt;br&gt;2. Check V_DD pin on sensor with DMM.&lt;br&gt;3. Verify RESET pin is pulled HIGH (not held in reset).</w:t>
             </w:r>
           </w:p>
         </w:tc>
@@ -5946,7 +5323,7 @@
                 <w:color w:val="282C34"/>
                 <w:sz w:val="18"/>
               </w:rPr>
-              <w:t>Rounded, sluggish rising edges ($t_r &gt; 300\,\text{ns}$)</w:t>
+              <w:t>Rounded, sluggish rising edges (t_r &gt; 300 ns)</w:t>
             </w:r>
           </w:p>
         </w:tc>
@@ -5971,30 +5348,7 @@
                 <w:color w:val="282C34"/>
                 <w:sz w:val="18"/>
               </w:rPr>
-              <w:t>Pull-Up Resistor (</w:t>
-            </w:r>
-            <w:r>
-              <w:rPr>
-                <w:i/>
-                <w:color w:val="145AA0"/>
-                <w:sz w:val="18"/>
-              </w:rPr>
-              <w:t>R_p</w:t>
-            </w:r>
-            <w:r>
-              <w:rPr>
-                <w:color w:val="282C34"/>
-                <w:sz w:val="18"/>
-              </w:rPr>
-              <w:t xml:space="preserve">) Too High or Excessive </w:t>
-            </w:r>
-            <w:r>
-              <w:rPr>
-                <w:i/>
-                <w:color w:val="145AA0"/>
-                <w:sz w:val="18"/>
-              </w:rPr>
-              <w:t>C_b</w:t>
+              <w:t>Pull-Up Resistor (R_p) Too High or Excessive C_b</w:t>
             </w:r>
           </w:p>
         </w:tc>
@@ -6019,37 +5373,7 @@
                 <w:color w:val="282C34"/>
                 <w:sz w:val="18"/>
               </w:rPr>
-              <w:t xml:space="preserve">RC time constant </w:t>
-            </w:r>
-            <w:r>
-              <w:rPr>
-                <w:i/>
-                <w:color w:val="145AA0"/>
-                <w:sz w:val="18"/>
-              </w:rPr>
-              <w:t>\tau = R_p C_b</w:t>
-            </w:r>
-            <w:r>
-              <w:rPr>
-                <w:color w:val="282C34"/>
-                <w:sz w:val="18"/>
-              </w:rPr>
-              <w:t xml:space="preserve"> is too large; signal fails to reach </w:t>
-            </w:r>
-            <w:r>
-              <w:rPr>
-                <w:i/>
-                <w:color w:val="145AA0"/>
-                <w:sz w:val="18"/>
-              </w:rPr>
-              <w:t>V_{IH</w:t>
-            </w:r>
-            <w:r>
-              <w:rPr>
-                <w:color w:val="282C34"/>
-                <w:sz w:val="18"/>
-              </w:rPr>
-              <w:t xml:space="preserve"> in time.</w:t>
+              <w:t>RC time constant τ = R_p C_b is too large; signal fails to reach V_IH in time.</w:t>
             </w:r>
           </w:p>
         </w:tc>
@@ -6074,67 +5398,7 @@
                 <w:color w:val="282C34"/>
                 <w:sz w:val="18"/>
               </w:rPr>
-              <w:t xml:space="preserve">Lower </w:t>
-            </w:r>
-            <w:r>
-              <w:rPr>
-                <w:i/>
-                <w:color w:val="145AA0"/>
-                <w:sz w:val="18"/>
-              </w:rPr>
-              <w:t>R_p</w:t>
-            </w:r>
-            <w:r>
-              <w:rPr>
-                <w:color w:val="282C34"/>
-                <w:sz w:val="18"/>
-              </w:rPr>
-              <w:t xml:space="preserve"> value (e.g. swap </w:t>
-            </w:r>
-            <w:r>
-              <w:rPr>
-                <w:i/>
-                <w:color w:val="145AA0"/>
-                <w:sz w:val="18"/>
-              </w:rPr>
-              <w:t>10\,k\Omega</w:t>
-            </w:r>
-            <w:r>
-              <w:rPr>
-                <w:color w:val="282C34"/>
-                <w:sz w:val="18"/>
-              </w:rPr>
-              <w:t xml:space="preserve"> to </w:t>
-            </w:r>
-            <w:r>
-              <w:rPr>
-                <w:i/>
-                <w:color w:val="145AA0"/>
-                <w:sz w:val="18"/>
-              </w:rPr>
-              <w:t>2.2\,k\Omega</w:t>
-            </w:r>
-            <w:r>
-              <w:rPr>
-                <w:color w:val="282C34"/>
-                <w:sz w:val="18"/>
-              </w:rPr>
-              <w:t xml:space="preserve"> or </w:t>
-            </w:r>
-            <w:r>
-              <w:rPr>
-                <w:i/>
-                <w:color w:val="145AA0"/>
-                <w:sz w:val="18"/>
-              </w:rPr>
-              <w:t>1.5\,k\Omega</w:t>
-            </w:r>
-            <w:r>
-              <w:rPr>
-                <w:color w:val="282C34"/>
-                <w:sz w:val="18"/>
-              </w:rPr>
-              <w:t>).</w:t>
+              <w:t>Lower R_p value (e.g. swap 10 kΩ to 2.2 kΩ or 1.5 kΩ).</w:t>
             </w:r>
           </w:p>
         </w:tc>
@@ -6161,7 +5425,7 @@
                 <w:color w:val="282C34"/>
                 <w:sz w:val="18"/>
               </w:rPr>
-              <w:t>Logic LOW voltage ($V_{OL}$) is too high ($&gt; 0.5\,\text{V}$)</w:t>
+              <w:t>Logic LOW voltage (V_OL) is too high (&gt; 0.5 V)</w:t>
             </w:r>
           </w:p>
         </w:tc>
@@ -6185,69 +5449,7 @@
                 <w:color w:val="282C34"/>
                 <w:sz w:val="18"/>
               </w:rPr>
-              <w:t>Pull-Up Resistor (</w:t>
-            </w:r>
-            <w:r>
-              <w:rPr>
-                <w:i/>
-                <w:color w:val="145AA0"/>
-                <w:sz w:val="18"/>
-              </w:rPr>
-              <w:t>R_p</w:t>
-            </w:r>
-            <w:r>
-              <w:rPr>
-                <w:color w:val="282C34"/>
-                <w:sz w:val="18"/>
-              </w:rPr>
-              <w:t>) Too Low</w:t>
-            </w:r>
-          </w:p>
-        </w:tc>
-        <w:tc>
-          <w:tcPr>
-            <w:tcW w:type="dxa" w:w="2448"/>
-            <w:tcMar>
-              <w:top w:w="80" w:type="dxa"/>
-              <w:bottom w:w="80" w:type="dxa"/>
-              <w:left w:w="120" w:type="dxa"/>
-              <w:right w:w="120" w:type="dxa"/>
-            </w:tcMar>
-            <w:vAlign w:val="center"/>
-          </w:tcPr>
-          <w:p>
-            <w:pPr>
-              <w:spacing w:after="0"/>
-            </w:pPr>
-            <w:r>
-              <w:rPr>
-                <w:i/>
-                <w:color w:val="145AA0"/>
-                <w:sz w:val="18"/>
-              </w:rPr>
-              <w:t>R_p</w:t>
-            </w:r>
-            <w:r>
-              <w:rPr>
-                <w:color w:val="282C34"/>
-                <w:sz w:val="18"/>
-              </w:rPr>
-              <w:t xml:space="preserve"> pulls too hard; NMOS cannot sink current without significant </w:t>
-            </w:r>
-            <w:r>
-              <w:rPr>
-                <w:i/>
-                <w:color w:val="145AA0"/>
-                <w:sz w:val="18"/>
-              </w:rPr>
-              <w:t>I_{OL × R_{DS(on)</w:t>
-            </w:r>
-            <w:r>
-              <w:rPr>
-                <w:color w:val="282C34"/>
-                <w:sz w:val="18"/>
-              </w:rPr>
-              <w:t xml:space="preserve"> voltage drop.</w:t>
+              <w:t>Pull-Up Resistor (R_p) Too Low</w:t>
             </w:r>
           </w:p>
         </w:tc>
@@ -6271,37 +5473,31 @@
                 <w:color w:val="282C34"/>
                 <w:sz w:val="18"/>
               </w:rPr>
-              <w:t xml:space="preserve">Increase </w:t>
+              <w:t>R_p pulls too hard; NMOS cannot sink current without significant I_OL * R_DS(on) voltage drop.</w:t>
             </w:r>
-            <w:r>
-              <w:rPr>
-                <w:i/>
-                <w:color w:val="145AA0"/>
-                <w:sz w:val="18"/>
-              </w:rPr>
-              <w:t>R_p</w:t>
-            </w:r>
+          </w:p>
+        </w:tc>
+        <w:tc>
+          <w:tcPr>
+            <w:tcW w:type="dxa" w:w="2448"/>
+            <w:tcMar>
+              <w:top w:w="80" w:type="dxa"/>
+              <w:bottom w:w="80" w:type="dxa"/>
+              <w:left w:w="120" w:type="dxa"/>
+              <w:right w:w="120" w:type="dxa"/>
+            </w:tcMar>
+            <w:vAlign w:val="center"/>
+          </w:tcPr>
+          <w:p>
+            <w:pPr>
+              <w:spacing w:after="0"/>
+            </w:pPr>
             <w:r>
               <w:rPr>
                 <w:color w:val="282C34"/>
                 <w:sz w:val="18"/>
               </w:rPr>
-              <w:t xml:space="preserve"> value towards </w:t>
-            </w:r>
-            <w:r>
-              <w:rPr>
-                <w:i/>
-                <w:color w:val="145AA0"/>
-                <w:sz w:val="18"/>
-              </w:rPr>
-              <w:t>R_{p(min)</w:t>
-            </w:r>
-            <w:r>
-              <w:rPr>
-                <w:color w:val="282C34"/>
-                <w:sz w:val="18"/>
-              </w:rPr>
-              <w:t xml:space="preserve"> or use driver with higher sink capacity.</w:t>
+              <w:t>Increase R_p value towards R_p(min) or use driver with higher sink capacity.</w:t>
             </w:r>
           </w:p>
         </w:tc>
@@ -6329,7 +5525,7 @@
                 <w:color w:val="282C34"/>
                 <w:sz w:val="18"/>
               </w:rPr>
-              <w:t>Bus Stuck: SDA permanently held LOW ($0\,\text{V}$)</w:t>
+              <w:t>Bus Stuck: SDA permanently held LOW (0 V)</w:t>
             </w:r>
           </w:p>
         </w:tc>
@@ -6461,7 +5657,7 @@
                 <w:color w:val="282C34"/>
                 <w:sz w:val="18"/>
               </w:rPr>
-              <w:t>Bus Stuck: SCL permanently held LOW ($0\,\text{V}$)</w:t>
+              <w:t>Bus Stuck: SCL permanently held LOW (0 V)</w:t>
             </w:r>
           </w:p>
         </w:tc>
@@ -6636,22 +5832,7 @@
                 <w:color w:val="282C34"/>
                 <w:sz w:val="18"/>
               </w:rPr>
-              <w:t xml:space="preserve">1. Separate traces on PCB.&lt;br&gt;2. Add </w:t>
-            </w:r>
-            <w:r>
-              <w:rPr>
-                <w:i/>
-                <w:color w:val="145AA0"/>
-                <w:sz w:val="18"/>
-              </w:rPr>
-              <w:t>22\,\Omega--47\,\Omega</w:t>
-            </w:r>
-            <w:r>
-              <w:rPr>
-                <w:color w:val="282C34"/>
-                <w:sz w:val="18"/>
-              </w:rPr>
-              <w:t xml:space="preserve"> series resistors.&lt;br&gt;3. Verify 50 ns spike filter is enabled in MCU registers.</w:t>
+              <w:t>1. Separate traces on PCB.&lt;br&gt;2. Add 22 Ω--47 Ω series resistors.&lt;br&gt;3. Verify 50 ns spike filter is enabled in MCU registers.</w:t>
             </w:r>
           </w:p>
         </w:tc>
@@ -6726,22 +5907,7 @@
                 <w:color w:val="282C34"/>
                 <w:sz w:val="18"/>
               </w:rPr>
-              <w:t xml:space="preserve">Fast NMOS turn-on induces high </w:t>
-            </w:r>
-            <w:r>
-              <w:rPr>
-                <w:i/>
-                <w:color w:val="145AA0"/>
-                <w:sz w:val="18"/>
-              </w:rPr>
-              <w:t>dI/dt</w:t>
-            </w:r>
-            <w:r>
-              <w:rPr>
-                <w:color w:val="282C34"/>
-                <w:sz w:val="18"/>
-              </w:rPr>
-              <w:t xml:space="preserve"> across trace inductance.</w:t>
+              <w:t>Fast NMOS turn-on induces high dI/dt across trace inductance.</w:t>
             </w:r>
           </w:p>
         </w:tc>
@@ -6765,37 +5931,7 @@
                 <w:color w:val="282C34"/>
                 <w:sz w:val="18"/>
               </w:rPr>
-              <w:t xml:space="preserve">Add </w:t>
-            </w:r>
-            <w:r>
-              <w:rPr>
-                <w:i/>
-                <w:color w:val="145AA0"/>
-                <w:sz w:val="18"/>
-              </w:rPr>
-              <w:t>33\,\Omega to 100\,\Omega</w:t>
-            </w:r>
-            <w:r>
-              <w:rPr>
-                <w:color w:val="282C34"/>
-                <w:sz w:val="18"/>
-              </w:rPr>
-              <w:t xml:space="preserve"> series damping resistors (</w:t>
-            </w:r>
-            <w:r>
-              <w:rPr>
-                <w:i/>
-                <w:color w:val="145AA0"/>
-                <w:sz w:val="18"/>
-              </w:rPr>
-              <w:t>R_s</w:t>
-            </w:r>
-            <w:r>
-              <w:rPr>
-                <w:color w:val="282C34"/>
-                <w:sz w:val="18"/>
-              </w:rPr>
-              <w:t>) close to driver pins.</w:t>
+              <w:t>Add 33 Ω to 100 Ω series damping resistors (R_s) close to driver pins.</w:t>
             </w:r>
           </w:p>
         </w:tc>
